--- a/data/03_investment_memo/investment_memo_27.docx
+++ b/data/03_investment_memo/investment_memo_27.docx
@@ -21,1630 +21,9 @@
     <w:p>
       <w:r>
         <w:br/>
-        <w:t>华辰资本旗下的 HC Quant Arbitrage Fund 在最近的资产配置会议中</w:t>
+        <w:t>华辰资本旗下的 HC Energy Transition Fund 在最近的资产配置会议中</w:t>
         <w:br/>
-        <w:t>讨论了 人工智能 行业的投资机会，并对 和泰科技有限公司</w:t>
-        <w:br/>
-        <w:t>进行了重点评估。</w:t>
-        <w:br/>
-      </w:r>
-    </w:p>
-    <w:p>
-      <w:r>
-        <w:br/>
-        <w:t>风险管理部认为，半导体 行业仍然面临若干</w:t>
-        <w:br/>
-        <w:t>不确定性因素，包括技术迭代风险、政策变化、</w:t>
-        <w:br/>
-        <w:t>以及市场竞争加剧等问题。</w:t>
-        <w:br/>
-      </w:r>
-    </w:p>
-    <w:p>
-      <w:r>
-        <w:br/>
-        <w:t>根据内部财务模型测算，艾提科信科技有限公司 在未来三年</w:t>
-        <w:br/>
-        <w:t>收入复合增长率预计可达到 18% 左右。</w:t>
-        <w:br/>
-        <w:t>该预测基于行业需求增长以及公司产能扩张计划。</w:t>
-        <w:br/>
-      </w:r>
-    </w:p>
-    <w:p>
-      <w:r>
-        <w:br/>
-        <w:t>从产业链角度看，半导体 行业主要由上游设备厂商、</w:t>
-        <w:br/>
-        <w:t>中游平台企业以及下游应用厂商组成。</w:t>
-        <w:br/>
-        <w:t>浦华众城科技有限公司 主要位于产业链的 中游 环节。</w:t>
-        <w:br/>
-      </w:r>
-    </w:p>
-    <w:p>
-      <w:r>
-        <w:br/>
-        <w:t>风险管理部认为，消费科技 行业仍然面临若干</w:t>
-        <w:br/>
-        <w:t>不确定性因素，包括技术迭代风险、政策变化、</w:t>
-        <w:br/>
-        <w:t>以及市场竞争加剧等问题。</w:t>
-        <w:br/>
-      </w:r>
-    </w:p>
-    <w:p>
-      <w:r>
-        <w:br/>
-        <w:t>风险管理部认为，半导体 行业仍然面临若干</w:t>
-        <w:br/>
-        <w:t>不确定性因素，包括技术迭代风险、政策变化、</w:t>
-        <w:br/>
-        <w:t>以及市场竞争加剧等问题。</w:t>
-        <w:br/>
-      </w:r>
-    </w:p>
-    <w:p>
-      <w:r>
-        <w:br/>
-        <w:t>根据内部财务模型测算，和泰传媒有限公司 在未来三年</w:t>
-        <w:br/>
-        <w:t>收入复合增长率预计可达到 27% 左右。</w:t>
-        <w:br/>
-        <w:t>该预测基于行业需求增长以及公司产能扩张计划。</w:t>
-        <w:br/>
-      </w:r>
-    </w:p>
-    <w:p>
-      <w:r>
-        <w:br/>
-        <w:t>华辰资本旗下的 HC AI Innovation Fund 在最近的资产配置会议中</w:t>
-        <w:br/>
-        <w:t>讨论了 机器人 行业的投资机会，并对 济南亿次元网络有限公司</w:t>
-        <w:br/>
-        <w:t>进行了重点评估。</w:t>
-        <w:br/>
-      </w:r>
-    </w:p>
-    <w:tbl>
-      <w:tblPr>
-        <w:tblW w:type="auto" w:w="0"/>
-        <w:tblLook w:firstColumn="1" w:firstRow="1" w:lastColumn="0" w:lastRow="0" w:noHBand="0" w:noVBand="1" w:val="04A0"/>
-      </w:tblPr>
-      <w:tblGrid>
-        <w:gridCol w:w="2160"/>
-        <w:gridCol w:w="2160"/>
-        <w:gridCol w:w="2160"/>
-        <w:gridCol w:w="2160"/>
-      </w:tblGrid>
-      <w:tr>
-        <w:tc>
-          <w:tcPr>
-            <w:tcW w:type="dxa" w:w="2160"/>
-          </w:tcPr>
-          <w:p>
-            <w:r>
-              <w:t>公司</w:t>
-            </w:r>
-          </w:p>
-        </w:tc>
-        <w:tc>
-          <w:tcPr>
-            <w:tcW w:type="dxa" w:w="2160"/>
-          </w:tcPr>
-          <w:p>
-            <w:r>
-              <w:t>行业</w:t>
-            </w:r>
-          </w:p>
-        </w:tc>
-        <w:tc>
-          <w:tcPr>
-            <w:tcW w:type="dxa" w:w="2160"/>
-          </w:tcPr>
-          <w:p>
-            <w:r>
-              <w:t>市值</w:t>
-            </w:r>
-          </w:p>
-        </w:tc>
-        <w:tc>
-          <w:tcPr>
-            <w:tcW w:type="dxa" w:w="2160"/>
-          </w:tcPr>
-          <w:p>
-            <w:r>
-              <w:t>增长率</w:t>
-            </w:r>
-          </w:p>
-        </w:tc>
-      </w:tr>
-      <w:tr>
-        <w:tc>
-          <w:tcPr>
-            <w:tcW w:type="dxa" w:w="2160"/>
-          </w:tcPr>
-          <w:p>
-            <w:r>
-              <w:t>浦华众城科技有限公司</w:t>
-            </w:r>
-          </w:p>
-        </w:tc>
-        <w:tc>
-          <w:tcPr>
-            <w:tcW w:type="dxa" w:w="2160"/>
-          </w:tcPr>
-          <w:p>
-            <w:r>
-              <w:t>半导体</w:t>
-            </w:r>
-          </w:p>
-        </w:tc>
-        <w:tc>
-          <w:tcPr>
-            <w:tcW w:type="dxa" w:w="2160"/>
-          </w:tcPr>
-          <w:p>
-            <w:r>
-              <w:t>322亿</w:t>
-            </w:r>
-          </w:p>
-        </w:tc>
-        <w:tc>
-          <w:tcPr>
-            <w:tcW w:type="dxa" w:w="2160"/>
-          </w:tcPr>
-          <w:p>
-            <w:r>
-              <w:t>28%</w:t>
-            </w:r>
-          </w:p>
-        </w:tc>
-      </w:tr>
-      <w:tr>
-        <w:tc>
-          <w:tcPr>
-            <w:tcW w:type="dxa" w:w="2160"/>
-          </w:tcPr>
-          <w:p>
-            <w:r>
-              <w:t>佳禾科技有限公司</w:t>
-            </w:r>
-          </w:p>
-        </w:tc>
-        <w:tc>
-          <w:tcPr>
-            <w:tcW w:type="dxa" w:w="2160"/>
-          </w:tcPr>
-          <w:p>
-            <w:r>
-              <w:t>半导体</w:t>
-            </w:r>
-          </w:p>
-        </w:tc>
-        <w:tc>
-          <w:tcPr>
-            <w:tcW w:type="dxa" w:w="2160"/>
-          </w:tcPr>
-          <w:p>
-            <w:r>
-              <w:t>508亿</w:t>
-            </w:r>
-          </w:p>
-        </w:tc>
-        <w:tc>
-          <w:tcPr>
-            <w:tcW w:type="dxa" w:w="2160"/>
-          </w:tcPr>
-          <w:p>
-            <w:r>
-              <w:t>29%</w:t>
-            </w:r>
-          </w:p>
-        </w:tc>
-      </w:tr>
-      <w:tr>
-        <w:tc>
-          <w:tcPr>
-            <w:tcW w:type="dxa" w:w="2160"/>
-          </w:tcPr>
-          <w:p>
-            <w:r>
-              <w:t>华远软件信息有限公司</w:t>
-            </w:r>
-          </w:p>
-        </w:tc>
-        <w:tc>
-          <w:tcPr>
-            <w:tcW w:type="dxa" w:w="2160"/>
-          </w:tcPr>
-          <w:p>
-            <w:r>
-              <w:t>半导体</w:t>
-            </w:r>
-          </w:p>
-        </w:tc>
-        <w:tc>
-          <w:tcPr>
-            <w:tcW w:type="dxa" w:w="2160"/>
-          </w:tcPr>
-          <w:p>
-            <w:r>
-              <w:t>632亿</w:t>
-            </w:r>
-          </w:p>
-        </w:tc>
-        <w:tc>
-          <w:tcPr>
-            <w:tcW w:type="dxa" w:w="2160"/>
-          </w:tcPr>
-          <w:p>
-            <w:r>
-              <w:t>27%</w:t>
-            </w:r>
-          </w:p>
-        </w:tc>
-      </w:tr>
-      <w:tr>
-        <w:tc>
-          <w:tcPr>
-            <w:tcW w:type="dxa" w:w="2160"/>
-          </w:tcPr>
-          <w:p>
-            <w:r>
-              <w:t>创汇传媒有限公司</w:t>
-            </w:r>
-          </w:p>
-        </w:tc>
-        <w:tc>
-          <w:tcPr>
-            <w:tcW w:type="dxa" w:w="2160"/>
-          </w:tcPr>
-          <w:p>
-            <w:r>
-              <w:t>新能源</w:t>
-            </w:r>
-          </w:p>
-        </w:tc>
-        <w:tc>
-          <w:tcPr>
-            <w:tcW w:type="dxa" w:w="2160"/>
-          </w:tcPr>
-          <w:p>
-            <w:r>
-              <w:t>565亿</w:t>
-            </w:r>
-          </w:p>
-        </w:tc>
-        <w:tc>
-          <w:tcPr>
-            <w:tcW w:type="dxa" w:w="2160"/>
-          </w:tcPr>
-          <w:p>
-            <w:r>
-              <w:t>26%</w:t>
-            </w:r>
-          </w:p>
-        </w:tc>
-      </w:tr>
-      <w:tr>
-        <w:tc>
-          <w:tcPr>
-            <w:tcW w:type="dxa" w:w="2160"/>
-          </w:tcPr>
-          <w:p>
-            <w:r>
-              <w:t>和泰科技有限公司</w:t>
-            </w:r>
-          </w:p>
-        </w:tc>
-        <w:tc>
-          <w:tcPr>
-            <w:tcW w:type="dxa" w:w="2160"/>
-          </w:tcPr>
-          <w:p>
-            <w:r>
-              <w:t>人工智能</w:t>
-            </w:r>
-          </w:p>
-        </w:tc>
-        <w:tc>
-          <w:tcPr>
-            <w:tcW w:type="dxa" w:w="2160"/>
-          </w:tcPr>
-          <w:p>
-            <w:r>
-              <w:t>439亿</w:t>
-            </w:r>
-          </w:p>
-        </w:tc>
-        <w:tc>
-          <w:tcPr>
-            <w:tcW w:type="dxa" w:w="2160"/>
-          </w:tcPr>
-          <w:p>
-            <w:r>
-              <w:t>12%</w:t>
-            </w:r>
-          </w:p>
-        </w:tc>
-      </w:tr>
-      <w:tr>
-        <w:tc>
-          <w:tcPr>
-            <w:tcW w:type="dxa" w:w="2160"/>
-          </w:tcPr>
-          <w:p>
-            <w:r>
-              <w:t>银嘉信息有限公司</w:t>
-            </w:r>
-          </w:p>
-        </w:tc>
-        <w:tc>
-          <w:tcPr>
-            <w:tcW w:type="dxa" w:w="2160"/>
-          </w:tcPr>
-          <w:p>
-            <w:r>
-              <w:t>消费科技</w:t>
-            </w:r>
-          </w:p>
-        </w:tc>
-        <w:tc>
-          <w:tcPr>
-            <w:tcW w:type="dxa" w:w="2160"/>
-          </w:tcPr>
-          <w:p>
-            <w:r>
-              <w:t>706亿</w:t>
-            </w:r>
-          </w:p>
-        </w:tc>
-        <w:tc>
-          <w:tcPr>
-            <w:tcW w:type="dxa" w:w="2160"/>
-          </w:tcPr>
-          <w:p>
-            <w:r>
-              <w:t>8%</w:t>
-            </w:r>
-          </w:p>
-        </w:tc>
-      </w:tr>
-      <w:tr>
-        <w:tc>
-          <w:tcPr>
-            <w:tcW w:type="dxa" w:w="2160"/>
-          </w:tcPr>
-          <w:p>
-            <w:r>
-              <w:t>鸿睿思博信息有限公司</w:t>
-            </w:r>
-          </w:p>
-        </w:tc>
-        <w:tc>
-          <w:tcPr>
-            <w:tcW w:type="dxa" w:w="2160"/>
-          </w:tcPr>
-          <w:p>
-            <w:r>
-              <w:t>半导体</w:t>
-            </w:r>
-          </w:p>
-        </w:tc>
-        <w:tc>
-          <w:tcPr>
-            <w:tcW w:type="dxa" w:w="2160"/>
-          </w:tcPr>
-          <w:p>
-            <w:r>
-              <w:t>579亿</w:t>
-            </w:r>
-          </w:p>
-        </w:tc>
-        <w:tc>
-          <w:tcPr>
-            <w:tcW w:type="dxa" w:w="2160"/>
-          </w:tcPr>
-          <w:p>
-            <w:r>
-              <w:t>11%</w:t>
-            </w:r>
-          </w:p>
-        </w:tc>
-      </w:tr>
-      <w:tr>
-        <w:tc>
-          <w:tcPr>
-            <w:tcW w:type="dxa" w:w="2160"/>
-          </w:tcPr>
-          <w:p>
-            <w:r>
-              <w:t>易动力科技有限公司</w:t>
-            </w:r>
-          </w:p>
-        </w:tc>
-        <w:tc>
-          <w:tcPr>
-            <w:tcW w:type="dxa" w:w="2160"/>
-          </w:tcPr>
-          <w:p>
-            <w:r>
-              <w:t>云计算</w:t>
-            </w:r>
-          </w:p>
-        </w:tc>
-        <w:tc>
-          <w:tcPr>
-            <w:tcW w:type="dxa" w:w="2160"/>
-          </w:tcPr>
-          <w:p>
-            <w:r>
-              <w:t>462亿</w:t>
-            </w:r>
-          </w:p>
-        </w:tc>
-        <w:tc>
-          <w:tcPr>
-            <w:tcW w:type="dxa" w:w="2160"/>
-          </w:tcPr>
-          <w:p>
-            <w:r>
-              <w:t>22%</w:t>
-            </w:r>
-          </w:p>
-        </w:tc>
-      </w:tr>
-      <w:tr>
-        <w:tc>
-          <w:tcPr>
-            <w:tcW w:type="dxa" w:w="2160"/>
-          </w:tcPr>
-          <w:p>
-            <w:r>
-              <w:t>东方峻景传媒有限公司</w:t>
-            </w:r>
-          </w:p>
-        </w:tc>
-        <w:tc>
-          <w:tcPr>
-            <w:tcW w:type="dxa" w:w="2160"/>
-          </w:tcPr>
-          <w:p>
-            <w:r>
-              <w:t>新能源</w:t>
-            </w:r>
-          </w:p>
-        </w:tc>
-        <w:tc>
-          <w:tcPr>
-            <w:tcW w:type="dxa" w:w="2160"/>
-          </w:tcPr>
-          <w:p>
-            <w:r>
-              <w:t>402亿</w:t>
-            </w:r>
-          </w:p>
-        </w:tc>
-        <w:tc>
-          <w:tcPr>
-            <w:tcW w:type="dxa" w:w="2160"/>
-          </w:tcPr>
-          <w:p>
-            <w:r>
-              <w:t>23%</w:t>
-            </w:r>
-          </w:p>
-        </w:tc>
-      </w:tr>
-      <w:tr>
-        <w:tc>
-          <w:tcPr>
-            <w:tcW w:type="dxa" w:w="2160"/>
-          </w:tcPr>
-          <w:p>
-            <w:r>
-              <w:t>国讯网络有限公司</w:t>
-            </w:r>
-          </w:p>
-        </w:tc>
-        <w:tc>
-          <w:tcPr>
-            <w:tcW w:type="dxa" w:w="2160"/>
-          </w:tcPr>
-          <w:p>
-            <w:r>
-              <w:t>云计算</w:t>
-            </w:r>
-          </w:p>
-        </w:tc>
-        <w:tc>
-          <w:tcPr>
-            <w:tcW w:type="dxa" w:w="2160"/>
-          </w:tcPr>
-          <w:p>
-            <w:r>
-              <w:t>575亿</w:t>
-            </w:r>
-          </w:p>
-        </w:tc>
-        <w:tc>
-          <w:tcPr>
-            <w:tcW w:type="dxa" w:w="2160"/>
-          </w:tcPr>
-          <w:p>
-            <w:r>
-              <w:t>29%</w:t>
-            </w:r>
-          </w:p>
-        </w:tc>
-      </w:tr>
-      <w:tr>
-        <w:tc>
-          <w:tcPr>
-            <w:tcW w:type="dxa" w:w="2160"/>
-          </w:tcPr>
-          <w:p>
-            <w:r>
-              <w:t>和泰传媒有限公司</w:t>
-            </w:r>
-          </w:p>
-        </w:tc>
-        <w:tc>
-          <w:tcPr>
-            <w:tcW w:type="dxa" w:w="2160"/>
-          </w:tcPr>
-          <w:p>
-            <w:r>
-              <w:t>消费科技</w:t>
-            </w:r>
-          </w:p>
-        </w:tc>
-        <w:tc>
-          <w:tcPr>
-            <w:tcW w:type="dxa" w:w="2160"/>
-          </w:tcPr>
-          <w:p>
-            <w:r>
-              <w:t>274亿</w:t>
-            </w:r>
-          </w:p>
-        </w:tc>
-        <w:tc>
-          <w:tcPr>
-            <w:tcW w:type="dxa" w:w="2160"/>
-          </w:tcPr>
-          <w:p>
-            <w:r>
-              <w:t>5%</w:t>
-            </w:r>
-          </w:p>
-        </w:tc>
-      </w:tr>
-      <w:tr>
-        <w:tc>
-          <w:tcPr>
-            <w:tcW w:type="dxa" w:w="2160"/>
-          </w:tcPr>
-          <w:p>
-            <w:r>
-              <w:t>和泰科技有限公司</w:t>
-            </w:r>
-          </w:p>
-        </w:tc>
-        <w:tc>
-          <w:tcPr>
-            <w:tcW w:type="dxa" w:w="2160"/>
-          </w:tcPr>
-          <w:p>
-            <w:r>
-              <w:t>人工智能</w:t>
-            </w:r>
-          </w:p>
-        </w:tc>
-        <w:tc>
-          <w:tcPr>
-            <w:tcW w:type="dxa" w:w="2160"/>
-          </w:tcPr>
-          <w:p>
-            <w:r>
-              <w:t>654亿</w:t>
-            </w:r>
-          </w:p>
-        </w:tc>
-        <w:tc>
-          <w:tcPr>
-            <w:tcW w:type="dxa" w:w="2160"/>
-          </w:tcPr>
-          <w:p>
-            <w:r>
-              <w:t>23%</w:t>
-            </w:r>
-          </w:p>
-        </w:tc>
-      </w:tr>
-      <w:tr>
-        <w:tc>
-          <w:tcPr>
-            <w:tcW w:type="dxa" w:w="2160"/>
-          </w:tcPr>
-          <w:p>
-            <w:r>
-              <w:t>天益信息有限公司</w:t>
-            </w:r>
-          </w:p>
-        </w:tc>
-        <w:tc>
-          <w:tcPr>
-            <w:tcW w:type="dxa" w:w="2160"/>
-          </w:tcPr>
-          <w:p>
-            <w:r>
-              <w:t>云计算</w:t>
-            </w:r>
-          </w:p>
-        </w:tc>
-        <w:tc>
-          <w:tcPr>
-            <w:tcW w:type="dxa" w:w="2160"/>
-          </w:tcPr>
-          <w:p>
-            <w:r>
-              <w:t>339亿</w:t>
-            </w:r>
-          </w:p>
-        </w:tc>
-        <w:tc>
-          <w:tcPr>
-            <w:tcW w:type="dxa" w:w="2160"/>
-          </w:tcPr>
-          <w:p>
-            <w:r>
-              <w:t>12%</w:t>
-            </w:r>
-          </w:p>
-        </w:tc>
-      </w:tr>
-      <w:tr>
-        <w:tc>
-          <w:tcPr>
-            <w:tcW w:type="dxa" w:w="2160"/>
-          </w:tcPr>
-          <w:p>
-            <w:r>
-              <w:t>凌云网络有限公司</w:t>
-            </w:r>
-          </w:p>
-        </w:tc>
-        <w:tc>
-          <w:tcPr>
-            <w:tcW w:type="dxa" w:w="2160"/>
-          </w:tcPr>
-          <w:p>
-            <w:r>
-              <w:t>医疗科技</w:t>
-            </w:r>
-          </w:p>
-        </w:tc>
-        <w:tc>
-          <w:tcPr>
-            <w:tcW w:type="dxa" w:w="2160"/>
-          </w:tcPr>
-          <w:p>
-            <w:r>
-              <w:t>585亿</w:t>
-            </w:r>
-          </w:p>
-        </w:tc>
-        <w:tc>
-          <w:tcPr>
-            <w:tcW w:type="dxa" w:w="2160"/>
-          </w:tcPr>
-          <w:p>
-            <w:r>
-              <w:t>11%</w:t>
-            </w:r>
-          </w:p>
-        </w:tc>
-      </w:tr>
-      <w:tr>
-        <w:tc>
-          <w:tcPr>
-            <w:tcW w:type="dxa" w:w="2160"/>
-          </w:tcPr>
-          <w:p>
-            <w:r>
-              <w:t>南康网络有限公司</w:t>
-            </w:r>
-          </w:p>
-        </w:tc>
-        <w:tc>
-          <w:tcPr>
-            <w:tcW w:type="dxa" w:w="2160"/>
-          </w:tcPr>
-          <w:p>
-            <w:r>
-              <w:t>消费科技</w:t>
-            </w:r>
-          </w:p>
-        </w:tc>
-        <w:tc>
-          <w:tcPr>
-            <w:tcW w:type="dxa" w:w="2160"/>
-          </w:tcPr>
-          <w:p>
-            <w:r>
-              <w:t>261亿</w:t>
-            </w:r>
-          </w:p>
-        </w:tc>
-        <w:tc>
-          <w:tcPr>
-            <w:tcW w:type="dxa" w:w="2160"/>
-          </w:tcPr>
-          <w:p>
-            <w:r>
-              <w:t>18%</w:t>
-            </w:r>
-          </w:p>
-        </w:tc>
-      </w:tr>
-    </w:tbl>
-    <w:p>
-      <w:pPr>
-        <w:pStyle w:val="Heading1"/>
-      </w:pPr>
-      <w:r>
-        <w:t>行业分析 2</w:t>
-      </w:r>
-    </w:p>
-    <w:p>
-      <w:r>
-        <w:br/>
-        <w:t>根据内部财务模型测算，精芯科技有限公司 在未来三年</w:t>
-        <w:br/>
-        <w:t>收入复合增长率预计可达到 12% 左右。</w:t>
-        <w:br/>
-        <w:t>该预测基于行业需求增长以及公司产能扩张计划。</w:t>
-        <w:br/>
-      </w:r>
-    </w:p>
-    <w:p>
-      <w:r>
-        <w:br/>
-        <w:t>根据内部财务模型测算，兰金电子网络有限公司 在未来三年</w:t>
-        <w:br/>
-        <w:t>收入复合增长率预计可达到 15% 左右。</w:t>
-        <w:br/>
-        <w:t>该预测基于行业需求增长以及公司产能扩张计划。</w:t>
-        <w:br/>
-      </w:r>
-    </w:p>
-    <w:p>
-      <w:r>
-        <w:br/>
-        <w:t>华辰资本旗下的 HC Global Macro Fund 在最近的资产配置会议中</w:t>
-        <w:br/>
-        <w:t>讨论了 新能源 行业的投资机会，并对 快讯网络有限公司</w:t>
-        <w:br/>
-        <w:t>进行了重点评估。</w:t>
-        <w:br/>
-      </w:r>
-    </w:p>
-    <w:p>
-      <w:r>
-        <w:br/>
-        <w:t>根据内部财务模型测算，凌云网络有限公司 在未来三年</w:t>
-        <w:br/>
-        <w:t>收入复合增长率预计可达到 29% 左右。</w:t>
-        <w:br/>
-        <w:t>该预测基于行业需求增长以及公司产能扩张计划。</w:t>
-        <w:br/>
-      </w:r>
-    </w:p>
-    <w:p>
-      <w:r>
-        <w:br/>
-        <w:t>从产业链角度看，消费科技 行业主要由上游设备厂商、</w:t>
-        <w:br/>
-        <w:t>中游平台企业以及下游应用厂商组成。</w:t>
-        <w:br/>
-        <w:t>昂歌信息科技有限公司 主要位于产业链的 下游 环节。</w:t>
-        <w:br/>
-      </w:r>
-    </w:p>
-    <w:p>
-      <w:r>
-        <w:br/>
-        <w:t>天益信息有限公司 是中国 云计算 行业的重要企业之一。</w:t>
-        <w:br/>
-        <w:t>根据华辰资本 投资策略部 的研究，该公司成立于 2015 年，</w:t>
-        <w:br/>
-        <w:t>目前员工规模约 6900 人。公司近年来持续加大研发投入，</w:t>
-        <w:br/>
-        <w:t>在核心技术方面形成了较强的竞争壁垒。</w:t>
-        <w:br/>
-      </w:r>
-    </w:p>
-    <w:p>
-      <w:r>
-        <w:br/>
-        <w:t>华辰资本旗下的 HC Global Macro Fund 在最近的资产配置会议中</w:t>
-        <w:br/>
-        <w:t>讨论了 新能源 行业的投资机会，并对 鸿睿思博网络有限公司</w:t>
-        <w:br/>
-        <w:t>进行了重点评估。</w:t>
-        <w:br/>
-      </w:r>
-    </w:p>
-    <w:p>
-      <w:r>
-        <w:br/>
-        <w:t>东方峻景网络有限公司 是中国 机器人 行业的重要企业之一。</w:t>
-        <w:br/>
-        <w:t>根据华辰资本 量化研究部 的研究，该公司成立于 2020 年，</w:t>
-        <w:br/>
-        <w:t>目前员工规模约 7859 人。公司近年来持续加大研发投入，</w:t>
-        <w:br/>
-        <w:t>在核心技术方面形成了较强的竞争壁垒。</w:t>
-        <w:br/>
-      </w:r>
-    </w:p>
-    <w:tbl>
-      <w:tblPr>
-        <w:tblW w:type="auto" w:w="0"/>
-        <w:tblLook w:firstColumn="1" w:firstRow="1" w:lastColumn="0" w:lastRow="0" w:noHBand="0" w:noVBand="1" w:val="04A0"/>
-      </w:tblPr>
-      <w:tblGrid>
-        <w:gridCol w:w="2160"/>
-        <w:gridCol w:w="2160"/>
-        <w:gridCol w:w="2160"/>
-        <w:gridCol w:w="2160"/>
-      </w:tblGrid>
-      <w:tr>
-        <w:tc>
-          <w:tcPr>
-            <w:tcW w:type="dxa" w:w="2160"/>
-          </w:tcPr>
-          <w:p>
-            <w:r>
-              <w:t>公司</w:t>
-            </w:r>
-          </w:p>
-        </w:tc>
-        <w:tc>
-          <w:tcPr>
-            <w:tcW w:type="dxa" w:w="2160"/>
-          </w:tcPr>
-          <w:p>
-            <w:r>
-              <w:t>行业</w:t>
-            </w:r>
-          </w:p>
-        </w:tc>
-        <w:tc>
-          <w:tcPr>
-            <w:tcW w:type="dxa" w:w="2160"/>
-          </w:tcPr>
-          <w:p>
-            <w:r>
-              <w:t>市值</w:t>
-            </w:r>
-          </w:p>
-        </w:tc>
-        <w:tc>
-          <w:tcPr>
-            <w:tcW w:type="dxa" w:w="2160"/>
-          </w:tcPr>
-          <w:p>
-            <w:r>
-              <w:t>增长率</w:t>
-            </w:r>
-          </w:p>
-        </w:tc>
-      </w:tr>
-      <w:tr>
-        <w:tc>
-          <w:tcPr>
-            <w:tcW w:type="dxa" w:w="2160"/>
-          </w:tcPr>
-          <w:p>
-            <w:r>
-              <w:t>新宇龙信息传媒有限公司</w:t>
-            </w:r>
-          </w:p>
-        </w:tc>
-        <w:tc>
-          <w:tcPr>
-            <w:tcW w:type="dxa" w:w="2160"/>
-          </w:tcPr>
-          <w:p>
-            <w:r>
-              <w:t>机器人</w:t>
-            </w:r>
-          </w:p>
-        </w:tc>
-        <w:tc>
-          <w:tcPr>
-            <w:tcW w:type="dxa" w:w="2160"/>
-          </w:tcPr>
-          <w:p>
-            <w:r>
-              <w:t>501亿</w:t>
-            </w:r>
-          </w:p>
-        </w:tc>
-        <w:tc>
-          <w:tcPr>
-            <w:tcW w:type="dxa" w:w="2160"/>
-          </w:tcPr>
-          <w:p>
-            <w:r>
-              <w:t>21%</w:t>
-            </w:r>
-          </w:p>
-        </w:tc>
-      </w:tr>
-      <w:tr>
-        <w:tc>
-          <w:tcPr>
-            <w:tcW w:type="dxa" w:w="2160"/>
-          </w:tcPr>
-          <w:p>
-            <w:r>
-              <w:t>创联世纪科技有限公司</w:t>
-            </w:r>
-          </w:p>
-        </w:tc>
-        <w:tc>
-          <w:tcPr>
-            <w:tcW w:type="dxa" w:w="2160"/>
-          </w:tcPr>
-          <w:p>
-            <w:r>
-              <w:t>医疗科技</w:t>
-            </w:r>
-          </w:p>
-        </w:tc>
-        <w:tc>
-          <w:tcPr>
-            <w:tcW w:type="dxa" w:w="2160"/>
-          </w:tcPr>
-          <w:p>
-            <w:r>
-              <w:t>626亿</w:t>
-            </w:r>
-          </w:p>
-        </w:tc>
-        <w:tc>
-          <w:tcPr>
-            <w:tcW w:type="dxa" w:w="2160"/>
-          </w:tcPr>
-          <w:p>
-            <w:r>
-              <w:t>22%</w:t>
-            </w:r>
-          </w:p>
-        </w:tc>
-      </w:tr>
-      <w:tr>
-        <w:tc>
-          <w:tcPr>
-            <w:tcW w:type="dxa" w:w="2160"/>
-          </w:tcPr>
-          <w:p>
-            <w:r>
-              <w:t>飞利信科技有限公司</w:t>
-            </w:r>
-          </w:p>
-        </w:tc>
-        <w:tc>
-          <w:tcPr>
-            <w:tcW w:type="dxa" w:w="2160"/>
-          </w:tcPr>
-          <w:p>
-            <w:r>
-              <w:t>新能源</w:t>
-            </w:r>
-          </w:p>
-        </w:tc>
-        <w:tc>
-          <w:tcPr>
-            <w:tcW w:type="dxa" w:w="2160"/>
-          </w:tcPr>
-          <w:p>
-            <w:r>
-              <w:t>198亿</w:t>
-            </w:r>
-          </w:p>
-        </w:tc>
-        <w:tc>
-          <w:tcPr>
-            <w:tcW w:type="dxa" w:w="2160"/>
-          </w:tcPr>
-          <w:p>
-            <w:r>
-              <w:t>16%</w:t>
-            </w:r>
-          </w:p>
-        </w:tc>
-      </w:tr>
-      <w:tr>
-        <w:tc>
-          <w:tcPr>
-            <w:tcW w:type="dxa" w:w="2160"/>
-          </w:tcPr>
-          <w:p>
-            <w:r>
-              <w:t>创亿网络有限公司</w:t>
-            </w:r>
-          </w:p>
-        </w:tc>
-        <w:tc>
-          <w:tcPr>
-            <w:tcW w:type="dxa" w:w="2160"/>
-          </w:tcPr>
-          <w:p>
-            <w:r>
-              <w:t>云计算</w:t>
-            </w:r>
-          </w:p>
-        </w:tc>
-        <w:tc>
-          <w:tcPr>
-            <w:tcW w:type="dxa" w:w="2160"/>
-          </w:tcPr>
-          <w:p>
-            <w:r>
-              <w:t>204亿</w:t>
-            </w:r>
-          </w:p>
-        </w:tc>
-        <w:tc>
-          <w:tcPr>
-            <w:tcW w:type="dxa" w:w="2160"/>
-          </w:tcPr>
-          <w:p>
-            <w:r>
-              <w:t>26%</w:t>
-            </w:r>
-          </w:p>
-        </w:tc>
-      </w:tr>
-      <w:tr>
-        <w:tc>
-          <w:tcPr>
-            <w:tcW w:type="dxa" w:w="2160"/>
-          </w:tcPr>
-          <w:p>
-            <w:r>
-              <w:t>浦华众城信息有限公司</w:t>
-            </w:r>
-          </w:p>
-        </w:tc>
-        <w:tc>
-          <w:tcPr>
-            <w:tcW w:type="dxa" w:w="2160"/>
-          </w:tcPr>
-          <w:p>
-            <w:r>
-              <w:t>云计算</w:t>
-            </w:r>
-          </w:p>
-        </w:tc>
-        <w:tc>
-          <w:tcPr>
-            <w:tcW w:type="dxa" w:w="2160"/>
-          </w:tcPr>
-          <w:p>
-            <w:r>
-              <w:t>757亿</w:t>
-            </w:r>
-          </w:p>
-        </w:tc>
-        <w:tc>
-          <w:tcPr>
-            <w:tcW w:type="dxa" w:w="2160"/>
-          </w:tcPr>
-          <w:p>
-            <w:r>
-              <w:t>9%</w:t>
-            </w:r>
-          </w:p>
-        </w:tc>
-      </w:tr>
-      <w:tr>
-        <w:tc>
-          <w:tcPr>
-            <w:tcW w:type="dxa" w:w="2160"/>
-          </w:tcPr>
-          <w:p>
-            <w:r>
-              <w:t>鸿睿思博信息有限公司</w:t>
-            </w:r>
-          </w:p>
-        </w:tc>
-        <w:tc>
-          <w:tcPr>
-            <w:tcW w:type="dxa" w:w="2160"/>
-          </w:tcPr>
-          <w:p>
-            <w:r>
-              <w:t>半导体</w:t>
-            </w:r>
-          </w:p>
-        </w:tc>
-        <w:tc>
-          <w:tcPr>
-            <w:tcW w:type="dxa" w:w="2160"/>
-          </w:tcPr>
-          <w:p>
-            <w:r>
-              <w:t>477亿</w:t>
-            </w:r>
-          </w:p>
-        </w:tc>
-        <w:tc>
-          <w:tcPr>
-            <w:tcW w:type="dxa" w:w="2160"/>
-          </w:tcPr>
-          <w:p>
-            <w:r>
-              <w:t>7%</w:t>
-            </w:r>
-          </w:p>
-        </w:tc>
-      </w:tr>
-      <w:tr>
-        <w:tc>
-          <w:tcPr>
-            <w:tcW w:type="dxa" w:w="2160"/>
-          </w:tcPr>
-          <w:p>
-            <w:r>
-              <w:t>昊嘉网络有限公司</w:t>
-            </w:r>
-          </w:p>
-        </w:tc>
-        <w:tc>
-          <w:tcPr>
-            <w:tcW w:type="dxa" w:w="2160"/>
-          </w:tcPr>
-          <w:p>
-            <w:r>
-              <w:t>新能源</w:t>
-            </w:r>
-          </w:p>
-        </w:tc>
-        <w:tc>
-          <w:tcPr>
-            <w:tcW w:type="dxa" w:w="2160"/>
-          </w:tcPr>
-          <w:p>
-            <w:r>
-              <w:t>536亿</w:t>
-            </w:r>
-          </w:p>
-        </w:tc>
-        <w:tc>
-          <w:tcPr>
-            <w:tcW w:type="dxa" w:w="2160"/>
-          </w:tcPr>
-          <w:p>
-            <w:r>
-              <w:t>13%</w:t>
-            </w:r>
-          </w:p>
-        </w:tc>
-      </w:tr>
-      <w:tr>
-        <w:tc>
-          <w:tcPr>
-            <w:tcW w:type="dxa" w:w="2160"/>
-          </w:tcPr>
-          <w:p>
-            <w:r>
-              <w:t>天益信息有限公司</w:t>
-            </w:r>
-          </w:p>
-        </w:tc>
-        <w:tc>
-          <w:tcPr>
-            <w:tcW w:type="dxa" w:w="2160"/>
-          </w:tcPr>
-          <w:p>
-            <w:r>
-              <w:t>云计算</w:t>
-            </w:r>
-          </w:p>
-        </w:tc>
-        <w:tc>
-          <w:tcPr>
-            <w:tcW w:type="dxa" w:w="2160"/>
-          </w:tcPr>
-          <w:p>
-            <w:r>
-              <w:t>527亿</w:t>
-            </w:r>
-          </w:p>
-        </w:tc>
-        <w:tc>
-          <w:tcPr>
-            <w:tcW w:type="dxa" w:w="2160"/>
-          </w:tcPr>
-          <w:p>
-            <w:r>
-              <w:t>19%</w:t>
-            </w:r>
-          </w:p>
-        </w:tc>
-      </w:tr>
-      <w:tr>
-        <w:tc>
-          <w:tcPr>
-            <w:tcW w:type="dxa" w:w="2160"/>
-          </w:tcPr>
-          <w:p>
-            <w:r>
-              <w:t>飞利信科技有限公司</w:t>
-            </w:r>
-          </w:p>
-        </w:tc>
-        <w:tc>
-          <w:tcPr>
-            <w:tcW w:type="dxa" w:w="2160"/>
-          </w:tcPr>
-          <w:p>
-            <w:r>
-              <w:t>新能源</w:t>
-            </w:r>
-          </w:p>
-        </w:tc>
-        <w:tc>
-          <w:tcPr>
-            <w:tcW w:type="dxa" w:w="2160"/>
-          </w:tcPr>
-          <w:p>
-            <w:r>
-              <w:t>796亿</w:t>
-            </w:r>
-          </w:p>
-        </w:tc>
-        <w:tc>
-          <w:tcPr>
-            <w:tcW w:type="dxa" w:w="2160"/>
-          </w:tcPr>
-          <w:p>
-            <w:r>
-              <w:t>13%</w:t>
-            </w:r>
-          </w:p>
-        </w:tc>
-      </w:tr>
-      <w:tr>
-        <w:tc>
-          <w:tcPr>
-            <w:tcW w:type="dxa" w:w="2160"/>
-          </w:tcPr>
-          <w:p>
-            <w:r>
-              <w:t>昊嘉网络有限公司</w:t>
-            </w:r>
-          </w:p>
-        </w:tc>
-        <w:tc>
-          <w:tcPr>
-            <w:tcW w:type="dxa" w:w="2160"/>
-          </w:tcPr>
-          <w:p>
-            <w:r>
-              <w:t>新能源</w:t>
-            </w:r>
-          </w:p>
-        </w:tc>
-        <w:tc>
-          <w:tcPr>
-            <w:tcW w:type="dxa" w:w="2160"/>
-          </w:tcPr>
-          <w:p>
-            <w:r>
-              <w:t>280亿</w:t>
-            </w:r>
-          </w:p>
-        </w:tc>
-        <w:tc>
-          <w:tcPr>
-            <w:tcW w:type="dxa" w:w="2160"/>
-          </w:tcPr>
-          <w:p>
-            <w:r>
-              <w:t>30%</w:t>
-            </w:r>
-          </w:p>
-        </w:tc>
-      </w:tr>
-      <w:tr>
-        <w:tc>
-          <w:tcPr>
-            <w:tcW w:type="dxa" w:w="2160"/>
-          </w:tcPr>
-          <w:p>
-            <w:r>
-              <w:t>雨林木风计算机网络有限公司</w:t>
-            </w:r>
-          </w:p>
-        </w:tc>
-        <w:tc>
-          <w:tcPr>
-            <w:tcW w:type="dxa" w:w="2160"/>
-          </w:tcPr>
-          <w:p>
-            <w:r>
-              <w:t>医疗科技</w:t>
-            </w:r>
-          </w:p>
-        </w:tc>
-        <w:tc>
-          <w:tcPr>
-            <w:tcW w:type="dxa" w:w="2160"/>
-          </w:tcPr>
-          <w:p>
-            <w:r>
-              <w:t>389亿</w:t>
-            </w:r>
-          </w:p>
-        </w:tc>
-        <w:tc>
-          <w:tcPr>
-            <w:tcW w:type="dxa" w:w="2160"/>
-          </w:tcPr>
-          <w:p>
-            <w:r>
-              <w:t>13%</w:t>
-            </w:r>
-          </w:p>
-        </w:tc>
-      </w:tr>
-      <w:tr>
-        <w:tc>
-          <w:tcPr>
-            <w:tcW w:type="dxa" w:w="2160"/>
-          </w:tcPr>
-          <w:p>
-            <w:r>
-              <w:t>万迅电脑网络有限公司</w:t>
-            </w:r>
-          </w:p>
-        </w:tc>
-        <w:tc>
-          <w:tcPr>
-            <w:tcW w:type="dxa" w:w="2160"/>
-          </w:tcPr>
-          <w:p>
-            <w:r>
-              <w:t>半导体</w:t>
-            </w:r>
-          </w:p>
-        </w:tc>
-        <w:tc>
-          <w:tcPr>
-            <w:tcW w:type="dxa" w:w="2160"/>
-          </w:tcPr>
-          <w:p>
-            <w:r>
-              <w:t>221亿</w:t>
-            </w:r>
-          </w:p>
-        </w:tc>
-        <w:tc>
-          <w:tcPr>
-            <w:tcW w:type="dxa" w:w="2160"/>
-          </w:tcPr>
-          <w:p>
-            <w:r>
-              <w:t>8%</w:t>
-            </w:r>
-          </w:p>
-        </w:tc>
-      </w:tr>
-      <w:tr>
-        <w:tc>
-          <w:tcPr>
-            <w:tcW w:type="dxa" w:w="2160"/>
-          </w:tcPr>
-          <w:p>
-            <w:r>
-              <w:t>天益科技有限公司</w:t>
-            </w:r>
-          </w:p>
-        </w:tc>
-        <w:tc>
-          <w:tcPr>
-            <w:tcW w:type="dxa" w:w="2160"/>
-          </w:tcPr>
-          <w:p>
-            <w:r>
-              <w:t>半导体</w:t>
-            </w:r>
-          </w:p>
-        </w:tc>
-        <w:tc>
-          <w:tcPr>
-            <w:tcW w:type="dxa" w:w="2160"/>
-          </w:tcPr>
-          <w:p>
-            <w:r>
-              <w:t>265亿</w:t>
-            </w:r>
-          </w:p>
-        </w:tc>
-        <w:tc>
-          <w:tcPr>
-            <w:tcW w:type="dxa" w:w="2160"/>
-          </w:tcPr>
-          <w:p>
-            <w:r>
-              <w:t>23%</w:t>
-            </w:r>
-          </w:p>
-        </w:tc>
-      </w:tr>
-      <w:tr>
-        <w:tc>
-          <w:tcPr>
-            <w:tcW w:type="dxa" w:w="2160"/>
-          </w:tcPr>
-          <w:p>
-            <w:r>
-              <w:t>易动力科技有限公司</w:t>
-            </w:r>
-          </w:p>
-        </w:tc>
-        <w:tc>
-          <w:tcPr>
-            <w:tcW w:type="dxa" w:w="2160"/>
-          </w:tcPr>
-          <w:p>
-            <w:r>
-              <w:t>云计算</w:t>
-            </w:r>
-          </w:p>
-        </w:tc>
-        <w:tc>
-          <w:tcPr>
-            <w:tcW w:type="dxa" w:w="2160"/>
-          </w:tcPr>
-          <w:p>
-            <w:r>
-              <w:t>339亿</w:t>
-            </w:r>
-          </w:p>
-        </w:tc>
-        <w:tc>
-          <w:tcPr>
-            <w:tcW w:type="dxa" w:w="2160"/>
-          </w:tcPr>
-          <w:p>
-            <w:r>
-              <w:t>10%</w:t>
-            </w:r>
-          </w:p>
-        </w:tc>
-      </w:tr>
-      <w:tr>
-        <w:tc>
-          <w:tcPr>
-            <w:tcW w:type="dxa" w:w="2160"/>
-          </w:tcPr>
-          <w:p>
-            <w:r>
-              <w:t>国讯网络有限公司</w:t>
-            </w:r>
-          </w:p>
-        </w:tc>
-        <w:tc>
-          <w:tcPr>
-            <w:tcW w:type="dxa" w:w="2160"/>
-          </w:tcPr>
-          <w:p>
-            <w:r>
-              <w:t>云计算</w:t>
-            </w:r>
-          </w:p>
-        </w:tc>
-        <w:tc>
-          <w:tcPr>
-            <w:tcW w:type="dxa" w:w="2160"/>
-          </w:tcPr>
-          <w:p>
-            <w:r>
-              <w:t>138亿</w:t>
-            </w:r>
-          </w:p>
-        </w:tc>
-        <w:tc>
-          <w:tcPr>
-            <w:tcW w:type="dxa" w:w="2160"/>
-          </w:tcPr>
-          <w:p>
-            <w:r>
-              <w:t>27%</w:t>
-            </w:r>
-          </w:p>
-        </w:tc>
-      </w:tr>
-    </w:tbl>
-    <w:p>
-      <w:pPr>
-        <w:pStyle w:val="Heading1"/>
-      </w:pPr>
-      <w:r>
-        <w:t>行业分析 3</w:t>
-      </w:r>
-    </w:p>
-    <w:p>
-      <w:r>
-        <w:br/>
-        <w:t>根据内部财务模型测算，浦华众城信息有限公司 在未来三年</w:t>
-        <w:br/>
-        <w:t>收入复合增长率预计可达到 25% 左右。</w:t>
-        <w:br/>
-        <w:t>该预测基于行业需求增长以及公司产能扩张计划。</w:t>
-        <w:br/>
-      </w:r>
-    </w:p>
-    <w:p>
-      <w:r>
-        <w:br/>
-        <w:t>从产业链角度看，新能源 行业主要由上游设备厂商、</w:t>
-        <w:br/>
-        <w:t>中游平台企业以及下游应用厂商组成。</w:t>
-        <w:br/>
-        <w:t>飞利信科技有限公司 主要位于产业链的 中游 环节。</w:t>
-        <w:br/>
-      </w:r>
-    </w:p>
-    <w:p>
-      <w:r>
-        <w:br/>
-        <w:t>华辰资本旗下的 HC Alpha Growth Fund 在最近的资产配置会议中</w:t>
-        <w:br/>
-        <w:t>讨论了 半导体 行业的投资机会，并对 鸿睿思博信息有限公司</w:t>
-        <w:br/>
-        <w:t>进行了重点评估。</w:t>
-        <w:br/>
-      </w:r>
-    </w:p>
-    <w:p>
-      <w:r>
-        <w:br/>
-        <w:t>从产业链角度看，半导体 行业主要由上游设备厂商、</w:t>
-        <w:br/>
-        <w:t>中游平台企业以及下游应用厂商组成。</w:t>
-        <w:br/>
-        <w:t>万迅电脑网络有限公司 主要位于产业链的 中游 环节。</w:t>
-        <w:br/>
-      </w:r>
-    </w:p>
-    <w:p>
-      <w:r>
-        <w:br/>
-        <w:t>迪摩科技有限公司 是中国 人工智能 行业的重要企业之一。</w:t>
-        <w:br/>
-        <w:t>根据华辰资本 资产配置委员会 的研究，该公司成立于 2017 年，</w:t>
-        <w:br/>
-        <w:t>目前员工规模约 7554 人。公司近年来持续加大研发投入，</w:t>
-        <w:br/>
-        <w:t>在核心技术方面形成了较强的竞争壁垒。</w:t>
-        <w:br/>
-      </w:r>
-    </w:p>
-    <w:p>
-      <w:r>
-        <w:br/>
-        <w:t>华辰资本旗下的 HC Global Macro Fund 在最近的资产配置会议中</w:t>
-        <w:br/>
-        <w:t>讨论了 新能源 行业的投资机会，并对 创汇传媒有限公司</w:t>
+        <w:t>讨论了 云计算 行业的投资机会，并对 信诚致远科技有限公司</w:t>
         <w:br/>
         <w:t>进行了重点评估。</w:t>
         <w:br/>
@@ -1664,11 +43,68 @@
     <w:p>
       <w:r>
         <w:br/>
-        <w:t>天益信息有限公司 是中国 云计算 行业的重要企业之一。</w:t>
+        <w:t>华成育卓科技有限公司 是中国 医疗科技 行业的重要企业之一。</w:t>
         <w:br/>
-        <w:t>根据华辰资本 投资委员会 的研究，该公司成立于 2015 年，</w:t>
+        <w:t>根据华辰资本 风险管理部 的研究，该公司成立于 2020 年，</w:t>
         <w:br/>
-        <w:t>目前员工规模约 6900 人。公司近年来持续加大研发投入，</w:t>
+        <w:t>目前员工规模约 650 人。公司近年来持续加大研发投入，</w:t>
+        <w:br/>
+        <w:t>在核心技术方面形成了较强的竞争壁垒。</w:t>
+        <w:br/>
+      </w:r>
+    </w:p>
+    <w:p>
+      <w:r>
+        <w:br/>
+        <w:t>根据内部财务模型测算，信诚致远网络有限公司 在未来三年</w:t>
+        <w:br/>
+        <w:t>收入复合增长率预计可达到 20% 左右。</w:t>
+        <w:br/>
+        <w:t>该预测基于行业需求增长以及公司产能扩张计划。</w:t>
+        <w:br/>
+      </w:r>
+    </w:p>
+    <w:p>
+      <w:r>
+        <w:br/>
+        <w:t>从产业链角度看，机器人 行业主要由上游设备厂商、</w:t>
+        <w:br/>
+        <w:t>中游平台企业以及下游应用厂商组成。</w:t>
+        <w:br/>
+        <w:t>毕博诚信息有限公司 主要位于产业链的 上游 环节。</w:t>
+        <w:br/>
+      </w:r>
+    </w:p>
+    <w:p>
+      <w:r>
+        <w:br/>
+        <w:t>从产业链角度看，新能源 行业主要由上游设备厂商、</w:t>
+        <w:br/>
+        <w:t>中游平台企业以及下游应用厂商组成。</w:t>
+        <w:br/>
+        <w:t>戴硕电子网络有限公司 主要位于产业链的 中游 环节。</w:t>
+        <w:br/>
+      </w:r>
+    </w:p>
+    <w:p>
+      <w:r>
+        <w:br/>
+        <w:t>华辰资本旗下的 HC AI Innovation Fund 在最近的资产配置会议中</w:t>
+        <w:br/>
+        <w:t>讨论了 半导体 行业的投资机会，并对 华泰通安网络有限公司</w:t>
+        <w:br/>
+        <w:t>进行了重点评估。</w:t>
+        <w:br/>
+      </w:r>
+    </w:p>
+    <w:p>
+      <w:r>
+        <w:br/>
+        <w:t>毕博诚信息有限公司 是中国 机器人 行业的重要企业之一。</w:t>
+        <w:br/>
+        <w:t>根据华辰资本 量化研究部 的研究，该公司成立于 2017 年，</w:t>
+        <w:br/>
+        <w:t>目前员工规模约 508 人。公司近年来持续加大研发投入，</w:t>
         <w:br/>
         <w:t>在核心技术方面形成了较强的竞争壁垒。</w:t>
         <w:br/>
@@ -1734,37 +170,37 @@
           </w:tcPr>
           <w:p>
             <w:r>
-              <w:t>创联世纪科技有限公司</w:t>
-            </w:r>
-          </w:p>
-        </w:tc>
-        <w:tc>
-          <w:tcPr>
-            <w:tcW w:type="dxa" w:w="2160"/>
-          </w:tcPr>
-          <w:p>
-            <w:r>
-              <w:t>医疗科技</w:t>
-            </w:r>
-          </w:p>
-        </w:tc>
-        <w:tc>
-          <w:tcPr>
-            <w:tcW w:type="dxa" w:w="2160"/>
-          </w:tcPr>
-          <w:p>
-            <w:r>
-              <w:t>104亿</w:t>
-            </w:r>
-          </w:p>
-        </w:tc>
-        <w:tc>
-          <w:tcPr>
-            <w:tcW w:type="dxa" w:w="2160"/>
-          </w:tcPr>
-          <w:p>
-            <w:r>
-              <w:t>13%</w:t>
+              <w:t>联软网络有限公司</w:t>
+            </w:r>
+          </w:p>
+        </w:tc>
+        <w:tc>
+          <w:tcPr>
+            <w:tcW w:type="dxa" w:w="2160"/>
+          </w:tcPr>
+          <w:p>
+            <w:r>
+              <w:t>半导体</w:t>
+            </w:r>
+          </w:p>
+        </w:tc>
+        <w:tc>
+          <w:tcPr>
+            <w:tcW w:type="dxa" w:w="2160"/>
+          </w:tcPr>
+          <w:p>
+            <w:r>
+              <w:t>166亿</w:t>
+            </w:r>
+          </w:p>
+        </w:tc>
+        <w:tc>
+          <w:tcPr>
+            <w:tcW w:type="dxa" w:w="2160"/>
+          </w:tcPr>
+          <w:p>
+            <w:r>
+              <w:t>14%</w:t>
             </w:r>
           </w:p>
         </w:tc>
@@ -1776,37 +212,37 @@
           </w:tcPr>
           <w:p>
             <w:r>
-              <w:t>凌云网络有限公司</w:t>
-            </w:r>
-          </w:p>
-        </w:tc>
-        <w:tc>
-          <w:tcPr>
-            <w:tcW w:type="dxa" w:w="2160"/>
-          </w:tcPr>
-          <w:p>
-            <w:r>
-              <w:t>医疗科技</w:t>
-            </w:r>
-          </w:p>
-        </w:tc>
-        <w:tc>
-          <w:tcPr>
-            <w:tcW w:type="dxa" w:w="2160"/>
-          </w:tcPr>
-          <w:p>
-            <w:r>
-              <w:t>108亿</w:t>
-            </w:r>
-          </w:p>
-        </w:tc>
-        <w:tc>
-          <w:tcPr>
-            <w:tcW w:type="dxa" w:w="2160"/>
-          </w:tcPr>
-          <w:p>
-            <w:r>
-              <w:t>15%</w:t>
+              <w:t>联软网络有限公司</w:t>
+            </w:r>
+          </w:p>
+        </w:tc>
+        <w:tc>
+          <w:tcPr>
+            <w:tcW w:type="dxa" w:w="2160"/>
+          </w:tcPr>
+          <w:p>
+            <w:r>
+              <w:t>半导体</w:t>
+            </w:r>
+          </w:p>
+        </w:tc>
+        <w:tc>
+          <w:tcPr>
+            <w:tcW w:type="dxa" w:w="2160"/>
+          </w:tcPr>
+          <w:p>
+            <w:r>
+              <w:t>533亿</w:t>
+            </w:r>
+          </w:p>
+        </w:tc>
+        <w:tc>
+          <w:tcPr>
+            <w:tcW w:type="dxa" w:w="2160"/>
+          </w:tcPr>
+          <w:p>
+            <w:r>
+              <w:t>14%</w:t>
             </w:r>
           </w:p>
         </w:tc>
@@ -1818,37 +254,37 @@
           </w:tcPr>
           <w:p>
             <w:r>
-              <w:t>飞利信科技有限公司</w:t>
-            </w:r>
-          </w:p>
-        </w:tc>
-        <w:tc>
-          <w:tcPr>
-            <w:tcW w:type="dxa" w:w="2160"/>
-          </w:tcPr>
-          <w:p>
-            <w:r>
-              <w:t>新能源</w:t>
-            </w:r>
-          </w:p>
-        </w:tc>
-        <w:tc>
-          <w:tcPr>
-            <w:tcW w:type="dxa" w:w="2160"/>
-          </w:tcPr>
-          <w:p>
-            <w:r>
-              <w:t>187亿</w:t>
-            </w:r>
-          </w:p>
-        </w:tc>
-        <w:tc>
-          <w:tcPr>
-            <w:tcW w:type="dxa" w:w="2160"/>
-          </w:tcPr>
-          <w:p>
-            <w:r>
-              <w:t>24%</w:t>
+              <w:t>联软网络有限公司</w:t>
+            </w:r>
+          </w:p>
+        </w:tc>
+        <w:tc>
+          <w:tcPr>
+            <w:tcW w:type="dxa" w:w="2160"/>
+          </w:tcPr>
+          <w:p>
+            <w:r>
+              <w:t>半导体</w:t>
+            </w:r>
+          </w:p>
+        </w:tc>
+        <w:tc>
+          <w:tcPr>
+            <w:tcW w:type="dxa" w:w="2160"/>
+          </w:tcPr>
+          <w:p>
+            <w:r>
+              <w:t>596亿</w:t>
+            </w:r>
+          </w:p>
+        </w:tc>
+        <w:tc>
+          <w:tcPr>
+            <w:tcW w:type="dxa" w:w="2160"/>
+          </w:tcPr>
+          <w:p>
+            <w:r>
+              <w:t>11%</w:t>
             </w:r>
           </w:p>
         </w:tc>
@@ -1860,7 +296,7 @@
           </w:tcPr>
           <w:p>
             <w:r>
-              <w:t>浦华众城科技有限公司</w:t>
+              <w:t>精芯信息有限公司</w:t>
             </w:r>
           </w:p>
         </w:tc>
@@ -1880,17 +316,17 @@
           </w:tcPr>
           <w:p>
             <w:r>
-              <w:t>790亿</w:t>
-            </w:r>
-          </w:p>
-        </w:tc>
-        <w:tc>
-          <w:tcPr>
-            <w:tcW w:type="dxa" w:w="2160"/>
-          </w:tcPr>
-          <w:p>
-            <w:r>
-              <w:t>21%</w:t>
+              <w:t>606亿</w:t>
+            </w:r>
+          </w:p>
+        </w:tc>
+        <w:tc>
+          <w:tcPr>
+            <w:tcW w:type="dxa" w:w="2160"/>
+          </w:tcPr>
+          <w:p>
+            <w:r>
+              <w:t>24%</w:t>
             </w:r>
           </w:p>
         </w:tc>
@@ -1902,37 +338,37 @@
           </w:tcPr>
           <w:p>
             <w:r>
-              <w:t>东方峻景网络有限公司</w:t>
-            </w:r>
-          </w:p>
-        </w:tc>
-        <w:tc>
-          <w:tcPr>
-            <w:tcW w:type="dxa" w:w="2160"/>
-          </w:tcPr>
-          <w:p>
-            <w:r>
-              <w:t>机器人</w:t>
-            </w:r>
-          </w:p>
-        </w:tc>
-        <w:tc>
-          <w:tcPr>
-            <w:tcW w:type="dxa" w:w="2160"/>
-          </w:tcPr>
-          <w:p>
-            <w:r>
-              <w:t>493亿</w:t>
-            </w:r>
-          </w:p>
-        </w:tc>
-        <w:tc>
-          <w:tcPr>
-            <w:tcW w:type="dxa" w:w="2160"/>
-          </w:tcPr>
-          <w:p>
-            <w:r>
-              <w:t>18%</w:t>
+              <w:t>华成育卓传媒有限公司</w:t>
+            </w:r>
+          </w:p>
+        </w:tc>
+        <w:tc>
+          <w:tcPr>
+            <w:tcW w:type="dxa" w:w="2160"/>
+          </w:tcPr>
+          <w:p>
+            <w:r>
+              <w:t>人工智能</w:t>
+            </w:r>
+          </w:p>
+        </w:tc>
+        <w:tc>
+          <w:tcPr>
+            <w:tcW w:type="dxa" w:w="2160"/>
+          </w:tcPr>
+          <w:p>
+            <w:r>
+              <w:t>767亿</w:t>
+            </w:r>
+          </w:p>
+        </w:tc>
+        <w:tc>
+          <w:tcPr>
+            <w:tcW w:type="dxa" w:w="2160"/>
+          </w:tcPr>
+          <w:p>
+            <w:r>
+              <w:t>8%</w:t>
             </w:r>
           </w:p>
         </w:tc>
@@ -1944,37 +380,37 @@
           </w:tcPr>
           <w:p>
             <w:r>
-              <w:t>国讯网络有限公司</w:t>
-            </w:r>
-          </w:p>
-        </w:tc>
-        <w:tc>
-          <w:tcPr>
-            <w:tcW w:type="dxa" w:w="2160"/>
-          </w:tcPr>
-          <w:p>
-            <w:r>
-              <w:t>云计算</w:t>
-            </w:r>
-          </w:p>
-        </w:tc>
-        <w:tc>
-          <w:tcPr>
-            <w:tcW w:type="dxa" w:w="2160"/>
-          </w:tcPr>
-          <w:p>
-            <w:r>
-              <w:t>783亿</w:t>
-            </w:r>
-          </w:p>
-        </w:tc>
-        <w:tc>
-          <w:tcPr>
-            <w:tcW w:type="dxa" w:w="2160"/>
-          </w:tcPr>
-          <w:p>
-            <w:r>
-              <w:t>20%</w:t>
+              <w:t>通际名联网络有限公司</w:t>
+            </w:r>
+          </w:p>
+        </w:tc>
+        <w:tc>
+          <w:tcPr>
+            <w:tcW w:type="dxa" w:w="2160"/>
+          </w:tcPr>
+          <w:p>
+            <w:r>
+              <w:t>机器人</w:t>
+            </w:r>
+          </w:p>
+        </w:tc>
+        <w:tc>
+          <w:tcPr>
+            <w:tcW w:type="dxa" w:w="2160"/>
+          </w:tcPr>
+          <w:p>
+            <w:r>
+              <w:t>536亿</w:t>
+            </w:r>
+          </w:p>
+        </w:tc>
+        <w:tc>
+          <w:tcPr>
+            <w:tcW w:type="dxa" w:w="2160"/>
+          </w:tcPr>
+          <w:p>
+            <w:r>
+              <w:t>30%</w:t>
             </w:r>
           </w:p>
         </w:tc>
@@ -1986,37 +422,37 @@
           </w:tcPr>
           <w:p>
             <w:r>
-              <w:t>鸿睿思博信息有限公司</w:t>
-            </w:r>
-          </w:p>
-        </w:tc>
-        <w:tc>
-          <w:tcPr>
-            <w:tcW w:type="dxa" w:w="2160"/>
-          </w:tcPr>
-          <w:p>
-            <w:r>
-              <w:t>半导体</w:t>
-            </w:r>
-          </w:p>
-        </w:tc>
-        <w:tc>
-          <w:tcPr>
-            <w:tcW w:type="dxa" w:w="2160"/>
-          </w:tcPr>
-          <w:p>
-            <w:r>
-              <w:t>159亿</w:t>
-            </w:r>
-          </w:p>
-        </w:tc>
-        <w:tc>
-          <w:tcPr>
-            <w:tcW w:type="dxa" w:w="2160"/>
-          </w:tcPr>
-          <w:p>
-            <w:r>
-              <w:t>10%</w:t>
+              <w:t>联通时科传媒有限公司</w:t>
+            </w:r>
+          </w:p>
+        </w:tc>
+        <w:tc>
+          <w:tcPr>
+            <w:tcW w:type="dxa" w:w="2160"/>
+          </w:tcPr>
+          <w:p>
+            <w:r>
+              <w:t>消费科技</w:t>
+            </w:r>
+          </w:p>
+        </w:tc>
+        <w:tc>
+          <w:tcPr>
+            <w:tcW w:type="dxa" w:w="2160"/>
+          </w:tcPr>
+          <w:p>
+            <w:r>
+              <w:t>359亿</w:t>
+            </w:r>
+          </w:p>
+        </w:tc>
+        <w:tc>
+          <w:tcPr>
+            <w:tcW w:type="dxa" w:w="2160"/>
+          </w:tcPr>
+          <w:p>
+            <w:r>
+              <w:t>21%</w:t>
             </w:r>
           </w:p>
         </w:tc>
@@ -2028,37 +464,37 @@
           </w:tcPr>
           <w:p>
             <w:r>
-              <w:t>浦华众城科技有限公司</w:t>
-            </w:r>
-          </w:p>
-        </w:tc>
-        <w:tc>
-          <w:tcPr>
-            <w:tcW w:type="dxa" w:w="2160"/>
-          </w:tcPr>
-          <w:p>
-            <w:r>
-              <w:t>半导体</w:t>
-            </w:r>
-          </w:p>
-        </w:tc>
-        <w:tc>
-          <w:tcPr>
-            <w:tcW w:type="dxa" w:w="2160"/>
-          </w:tcPr>
-          <w:p>
-            <w:r>
-              <w:t>357亿</w:t>
-            </w:r>
-          </w:p>
-        </w:tc>
-        <w:tc>
-          <w:tcPr>
-            <w:tcW w:type="dxa" w:w="2160"/>
-          </w:tcPr>
-          <w:p>
-            <w:r>
-              <w:t>24%</w:t>
+              <w:t>佳禾传媒有限公司</w:t>
+            </w:r>
+          </w:p>
+        </w:tc>
+        <w:tc>
+          <w:tcPr>
+            <w:tcW w:type="dxa" w:w="2160"/>
+          </w:tcPr>
+          <w:p>
+            <w:r>
+              <w:t>云计算</w:t>
+            </w:r>
+          </w:p>
+        </w:tc>
+        <w:tc>
+          <w:tcPr>
+            <w:tcW w:type="dxa" w:w="2160"/>
+          </w:tcPr>
+          <w:p>
+            <w:r>
+              <w:t>635亿</w:t>
+            </w:r>
+          </w:p>
+        </w:tc>
+        <w:tc>
+          <w:tcPr>
+            <w:tcW w:type="dxa" w:w="2160"/>
+          </w:tcPr>
+          <w:p>
+            <w:r>
+              <w:t>21%</w:t>
             </w:r>
           </w:p>
         </w:tc>
@@ -2070,37 +506,37 @@
           </w:tcPr>
           <w:p>
             <w:r>
-              <w:t>雨林木风计算机网络有限公司</w:t>
-            </w:r>
-          </w:p>
-        </w:tc>
-        <w:tc>
-          <w:tcPr>
-            <w:tcW w:type="dxa" w:w="2160"/>
-          </w:tcPr>
-          <w:p>
-            <w:r>
-              <w:t>医疗科技</w:t>
-            </w:r>
-          </w:p>
-        </w:tc>
-        <w:tc>
-          <w:tcPr>
-            <w:tcW w:type="dxa" w:w="2160"/>
-          </w:tcPr>
-          <w:p>
-            <w:r>
-              <w:t>609亿</w:t>
-            </w:r>
-          </w:p>
-        </w:tc>
-        <w:tc>
-          <w:tcPr>
-            <w:tcW w:type="dxa" w:w="2160"/>
-          </w:tcPr>
-          <w:p>
-            <w:r>
-              <w:t>13%</w:t>
+              <w:t>毕博诚信息有限公司</w:t>
+            </w:r>
+          </w:p>
+        </w:tc>
+        <w:tc>
+          <w:tcPr>
+            <w:tcW w:type="dxa" w:w="2160"/>
+          </w:tcPr>
+          <w:p>
+            <w:r>
+              <w:t>机器人</w:t>
+            </w:r>
+          </w:p>
+        </w:tc>
+        <w:tc>
+          <w:tcPr>
+            <w:tcW w:type="dxa" w:w="2160"/>
+          </w:tcPr>
+          <w:p>
+            <w:r>
+              <w:t>337亿</w:t>
+            </w:r>
+          </w:p>
+        </w:tc>
+        <w:tc>
+          <w:tcPr>
+            <w:tcW w:type="dxa" w:w="2160"/>
+          </w:tcPr>
+          <w:p>
+            <w:r>
+              <w:t>11%</w:t>
             </w:r>
           </w:p>
         </w:tc>
@@ -2112,37 +548,37 @@
           </w:tcPr>
           <w:p>
             <w:r>
-              <w:t>创亿网络有限公司</w:t>
-            </w:r>
-          </w:p>
-        </w:tc>
-        <w:tc>
-          <w:tcPr>
-            <w:tcW w:type="dxa" w:w="2160"/>
-          </w:tcPr>
-          <w:p>
-            <w:r>
-              <w:t>云计算</w:t>
-            </w:r>
-          </w:p>
-        </w:tc>
-        <w:tc>
-          <w:tcPr>
-            <w:tcW w:type="dxa" w:w="2160"/>
-          </w:tcPr>
-          <w:p>
-            <w:r>
-              <w:t>178亿</w:t>
-            </w:r>
-          </w:p>
-        </w:tc>
-        <w:tc>
-          <w:tcPr>
-            <w:tcW w:type="dxa" w:w="2160"/>
-          </w:tcPr>
-          <w:p>
-            <w:r>
-              <w:t>5%</w:t>
+              <w:t>图龙信息传媒有限公司</w:t>
+            </w:r>
+          </w:p>
+        </w:tc>
+        <w:tc>
+          <w:tcPr>
+            <w:tcW w:type="dxa" w:w="2160"/>
+          </w:tcPr>
+          <w:p>
+            <w:r>
+              <w:t>机器人</w:t>
+            </w:r>
+          </w:p>
+        </w:tc>
+        <w:tc>
+          <w:tcPr>
+            <w:tcW w:type="dxa" w:w="2160"/>
+          </w:tcPr>
+          <w:p>
+            <w:r>
+              <w:t>165亿</w:t>
+            </w:r>
+          </w:p>
+        </w:tc>
+        <w:tc>
+          <w:tcPr>
+            <w:tcW w:type="dxa" w:w="2160"/>
+          </w:tcPr>
+          <w:p>
+            <w:r>
+              <w:t>25%</w:t>
             </w:r>
           </w:p>
         </w:tc>
@@ -2154,37 +590,37 @@
           </w:tcPr>
           <w:p>
             <w:r>
-              <w:t>飞利信科技有限公司</w:t>
-            </w:r>
-          </w:p>
-        </w:tc>
-        <w:tc>
-          <w:tcPr>
-            <w:tcW w:type="dxa" w:w="2160"/>
-          </w:tcPr>
-          <w:p>
-            <w:r>
-              <w:t>新能源</w:t>
-            </w:r>
-          </w:p>
-        </w:tc>
-        <w:tc>
-          <w:tcPr>
-            <w:tcW w:type="dxa" w:w="2160"/>
-          </w:tcPr>
-          <w:p>
-            <w:r>
-              <w:t>439亿</w:t>
-            </w:r>
-          </w:p>
-        </w:tc>
-        <w:tc>
-          <w:tcPr>
-            <w:tcW w:type="dxa" w:w="2160"/>
-          </w:tcPr>
-          <w:p>
-            <w:r>
-              <w:t>29%</w:t>
+              <w:t>通际名联网络有限公司</w:t>
+            </w:r>
+          </w:p>
+        </w:tc>
+        <w:tc>
+          <w:tcPr>
+            <w:tcW w:type="dxa" w:w="2160"/>
+          </w:tcPr>
+          <w:p>
+            <w:r>
+              <w:t>机器人</w:t>
+            </w:r>
+          </w:p>
+        </w:tc>
+        <w:tc>
+          <w:tcPr>
+            <w:tcW w:type="dxa" w:w="2160"/>
+          </w:tcPr>
+          <w:p>
+            <w:r>
+              <w:t>160亿</w:t>
+            </w:r>
+          </w:p>
+        </w:tc>
+        <w:tc>
+          <w:tcPr>
+            <w:tcW w:type="dxa" w:w="2160"/>
+          </w:tcPr>
+          <w:p>
+            <w:r>
+              <w:t>23%</w:t>
             </w:r>
           </w:p>
         </w:tc>
@@ -2196,37 +632,37 @@
           </w:tcPr>
           <w:p>
             <w:r>
-              <w:t>精芯信息有限公司</w:t>
-            </w:r>
-          </w:p>
-        </w:tc>
-        <w:tc>
-          <w:tcPr>
-            <w:tcW w:type="dxa" w:w="2160"/>
-          </w:tcPr>
-          <w:p>
-            <w:r>
-              <w:t>消费科技</w:t>
-            </w:r>
-          </w:p>
-        </w:tc>
-        <w:tc>
-          <w:tcPr>
-            <w:tcW w:type="dxa" w:w="2160"/>
-          </w:tcPr>
-          <w:p>
-            <w:r>
-              <w:t>626亿</w:t>
-            </w:r>
-          </w:p>
-        </w:tc>
-        <w:tc>
-          <w:tcPr>
-            <w:tcW w:type="dxa" w:w="2160"/>
-          </w:tcPr>
-          <w:p>
-            <w:r>
-              <w:t>17%</w:t>
+              <w:t>戴硕电子网络有限公司</w:t>
+            </w:r>
+          </w:p>
+        </w:tc>
+        <w:tc>
+          <w:tcPr>
+            <w:tcW w:type="dxa" w:w="2160"/>
+          </w:tcPr>
+          <w:p>
+            <w:r>
+              <w:t>新能源</w:t>
+            </w:r>
+          </w:p>
+        </w:tc>
+        <w:tc>
+          <w:tcPr>
+            <w:tcW w:type="dxa" w:w="2160"/>
+          </w:tcPr>
+          <w:p>
+            <w:r>
+              <w:t>161亿</w:t>
+            </w:r>
+          </w:p>
+        </w:tc>
+        <w:tc>
+          <w:tcPr>
+            <w:tcW w:type="dxa" w:w="2160"/>
+          </w:tcPr>
+          <w:p>
+            <w:r>
+              <w:t>28%</w:t>
             </w:r>
           </w:p>
         </w:tc>
@@ -2238,37 +674,37 @@
           </w:tcPr>
           <w:p>
             <w:r>
-              <w:t>天益信息有限公司</w:t>
-            </w:r>
-          </w:p>
-        </w:tc>
-        <w:tc>
-          <w:tcPr>
-            <w:tcW w:type="dxa" w:w="2160"/>
-          </w:tcPr>
-          <w:p>
-            <w:r>
-              <w:t>云计算</w:t>
-            </w:r>
-          </w:p>
-        </w:tc>
-        <w:tc>
-          <w:tcPr>
-            <w:tcW w:type="dxa" w:w="2160"/>
-          </w:tcPr>
-          <w:p>
-            <w:r>
-              <w:t>273亿</w:t>
-            </w:r>
-          </w:p>
-        </w:tc>
-        <w:tc>
-          <w:tcPr>
-            <w:tcW w:type="dxa" w:w="2160"/>
-          </w:tcPr>
-          <w:p>
-            <w:r>
-              <w:t>10%</w:t>
+              <w:t>联软网络有限公司</w:t>
+            </w:r>
+          </w:p>
+        </w:tc>
+        <w:tc>
+          <w:tcPr>
+            <w:tcW w:type="dxa" w:w="2160"/>
+          </w:tcPr>
+          <w:p>
+            <w:r>
+              <w:t>半导体</w:t>
+            </w:r>
+          </w:p>
+        </w:tc>
+        <w:tc>
+          <w:tcPr>
+            <w:tcW w:type="dxa" w:w="2160"/>
+          </w:tcPr>
+          <w:p>
+            <w:r>
+              <w:t>319亿</w:t>
+            </w:r>
+          </w:p>
+        </w:tc>
+        <w:tc>
+          <w:tcPr>
+            <w:tcW w:type="dxa" w:w="2160"/>
+          </w:tcPr>
+          <w:p>
+            <w:r>
+              <w:t>13%</w:t>
             </w:r>
           </w:p>
         </w:tc>
@@ -2280,37 +716,37 @@
           </w:tcPr>
           <w:p>
             <w:r>
-              <w:t>凌云网络有限公司</w:t>
-            </w:r>
-          </w:p>
-        </w:tc>
-        <w:tc>
-          <w:tcPr>
-            <w:tcW w:type="dxa" w:w="2160"/>
-          </w:tcPr>
-          <w:p>
-            <w:r>
-              <w:t>医疗科技</w:t>
-            </w:r>
-          </w:p>
-        </w:tc>
-        <w:tc>
-          <w:tcPr>
-            <w:tcW w:type="dxa" w:w="2160"/>
-          </w:tcPr>
-          <w:p>
-            <w:r>
-              <w:t>165亿</w:t>
-            </w:r>
-          </w:p>
-        </w:tc>
-        <w:tc>
-          <w:tcPr>
-            <w:tcW w:type="dxa" w:w="2160"/>
-          </w:tcPr>
-          <w:p>
-            <w:r>
-              <w:t>28%</w:t>
+              <w:t>恩悌网络有限公司</w:t>
+            </w:r>
+          </w:p>
+        </w:tc>
+        <w:tc>
+          <w:tcPr>
+            <w:tcW w:type="dxa" w:w="2160"/>
+          </w:tcPr>
+          <w:p>
+            <w:r>
+              <w:t>新能源</w:t>
+            </w:r>
+          </w:p>
+        </w:tc>
+        <w:tc>
+          <w:tcPr>
+            <w:tcW w:type="dxa" w:w="2160"/>
+          </w:tcPr>
+          <w:p>
+            <w:r>
+              <w:t>693亿</w:t>
+            </w:r>
+          </w:p>
+        </w:tc>
+        <w:tc>
+          <w:tcPr>
+            <w:tcW w:type="dxa" w:w="2160"/>
+          </w:tcPr>
+          <w:p>
+            <w:r>
+              <w:t>22%</w:t>
             </w:r>
           </w:p>
         </w:tc>
@@ -2322,7 +758,7 @@
           </w:tcPr>
           <w:p>
             <w:r>
-              <w:t>信诚致远传媒有限公司</w:t>
+              <w:t>通际名联科技有限公司</w:t>
             </w:r>
           </w:p>
         </w:tc>
@@ -2342,7 +778,7 @@
           </w:tcPr>
           <w:p>
             <w:r>
-              <w:t>420亿</w:t>
+              <w:t>499亿</w:t>
             </w:r>
           </w:p>
         </w:tc>
@@ -2363,17 +799,28 @@
         <w:pStyle w:val="Heading1"/>
       </w:pPr>
       <w:r>
-        <w:t>行业分析 4</w:t>
+        <w:t>行业分析 2</w:t>
       </w:r>
     </w:p>
     <w:p>
       <w:r>
         <w:br/>
-        <w:t>华辰资本旗下的 HC AI Innovation Fund 在最近的资产配置会议中</w:t>
+        <w:t>从产业链角度看，新能源 行业主要由上游设备厂商、</w:t>
         <w:br/>
-        <w:t>讨论了 新能源 行业的投资机会，并对 东方峻景传媒有限公司</w:t>
+        <w:t>中游平台企业以及下游应用厂商组成。</w:t>
         <w:br/>
-        <w:t>进行了重点评估。</w:t>
+        <w:t>富罳网络有限公司 主要位于产业链的 中游 环节。</w:t>
+        <w:br/>
+      </w:r>
+    </w:p>
+    <w:p>
+      <w:r>
+        <w:br/>
+        <w:t>根据内部财务模型测算，联软科技有限公司 在未来三年</w:t>
+        <w:br/>
+        <w:t>收入复合增长率预计可达到 19% 左右。</w:t>
+        <w:br/>
+        <w:t>该预测基于行业需求增长以及公司产能扩张计划。</w:t>
         <w:br/>
       </w:r>
     </w:p>
@@ -2391,20 +838,31 @@
     <w:p>
       <w:r>
         <w:br/>
-        <w:t>从产业链角度看，机器人 行业主要由上游设备厂商、</w:t>
+        <w:t>华辰资本旗下的 HC Energy Transition Fund 在最近的资产配置会议中</w:t>
         <w:br/>
-        <w:t>中游平台企业以及下游应用厂商组成。</w:t>
+        <w:t>讨论了 人工智能 行业的投资机会，并对 明腾传媒有限公司</w:t>
         <w:br/>
-        <w:t>艾提科信科技有限公司 主要位于产业链的 中游 环节。</w:t>
+        <w:t>进行了重点评估。</w:t>
         <w:br/>
       </w:r>
     </w:p>
     <w:p>
       <w:r>
         <w:br/>
-        <w:t>根据内部财务模型测算，浦华众城科技有限公司 在未来三年</w:t>
+        <w:t>华辰资本旗下的 HC Quant Arbitrage Fund 在最近的资产配置会议中</w:t>
         <w:br/>
-        <w:t>收入复合增长率预计可达到 34% 左右。</w:t>
+        <w:t>讨论了 人工智能 行业的投资机会，并对 通际名联科技有限公司</w:t>
+        <w:br/>
+        <w:t>进行了重点评估。</w:t>
+        <w:br/>
+      </w:r>
+    </w:p>
+    <w:p>
+      <w:r>
+        <w:br/>
+        <w:t>根据内部财务模型测算，方正科技传媒有限公司 在未来三年</w:t>
+        <w:br/>
+        <w:t>收入复合增长率预计可达到 16% 左右。</w:t>
         <w:br/>
         <w:t>该预测基于行业需求增长以及公司产能扩张计划。</w:t>
         <w:br/>
@@ -2413,824 +871,24 @@
     <w:p>
       <w:r>
         <w:br/>
-        <w:t>从产业链角度看，云计算 行业主要由上游设备厂商、</w:t>
+        <w:t>华成育卓传媒有限公司 是中国 人工智能 行业的重要企业之一。</w:t>
         <w:br/>
-        <w:t>中游平台企业以及下游应用厂商组成。</w:t>
+        <w:t>根据华辰资本 投资策略部 的研究，该公司成立于 2006 年，</w:t>
         <w:br/>
-        <w:t>立信电子网络有限公司 主要位于产业链的 中游 环节。</w:t>
+        <w:t>目前员工规模约 7579 人。公司近年来持续加大研发投入，</w:t>
+        <w:br/>
+        <w:t>在核心技术方面形成了较强的竞争壁垒。</w:t>
         <w:br/>
       </w:r>
     </w:p>
     <w:p>
       <w:r>
         <w:br/>
-        <w:t>风险管理部认为，新能源 行业仍然面临若干</w:t>
+        <w:t>佳禾传媒有限公司 是中国 云计算 行业的重要企业之一。</w:t>
         <w:br/>
-        <w:t>不确定性因素，包括技术迭代风险、政策变化、</w:t>
+        <w:t>根据华辰资本 投资策略部 的研究，该公司成立于 2016 年，</w:t>
         <w:br/>
-        <w:t>以及市场竞争加剧等问题。</w:t>
-        <w:br/>
-      </w:r>
-    </w:p>
-    <w:p>
-      <w:r>
-        <w:br/>
-        <w:t>根据内部财务模型测算，雨林木风计算机网络有限公司 在未来三年</w:t>
-        <w:br/>
-        <w:t>收入复合增长率预计可达到 13% 左右。</w:t>
-        <w:br/>
-        <w:t>该预测基于行业需求增长以及公司产能扩张计划。</w:t>
-        <w:br/>
-      </w:r>
-    </w:p>
-    <w:p>
-      <w:r>
-        <w:br/>
-        <w:t>从产业链角度看，半导体 行业主要由上游设备厂商、</w:t>
-        <w:br/>
-        <w:t>中游平台企业以及下游应用厂商组成。</w:t>
-        <w:br/>
-        <w:t>天益科技有限公司 主要位于产业链的 中游 环节。</w:t>
-        <w:br/>
-      </w:r>
-    </w:p>
-    <w:tbl>
-      <w:tblPr>
-        <w:tblW w:type="auto" w:w="0"/>
-        <w:tblLook w:firstColumn="1" w:firstRow="1" w:lastColumn="0" w:lastRow="0" w:noHBand="0" w:noVBand="1" w:val="04A0"/>
-      </w:tblPr>
-      <w:tblGrid>
-        <w:gridCol w:w="2160"/>
-        <w:gridCol w:w="2160"/>
-        <w:gridCol w:w="2160"/>
-        <w:gridCol w:w="2160"/>
-      </w:tblGrid>
-      <w:tr>
-        <w:tc>
-          <w:tcPr>
-            <w:tcW w:type="dxa" w:w="2160"/>
-          </w:tcPr>
-          <w:p>
-            <w:r>
-              <w:t>公司</w:t>
-            </w:r>
-          </w:p>
-        </w:tc>
-        <w:tc>
-          <w:tcPr>
-            <w:tcW w:type="dxa" w:w="2160"/>
-          </w:tcPr>
-          <w:p>
-            <w:r>
-              <w:t>行业</w:t>
-            </w:r>
-          </w:p>
-        </w:tc>
-        <w:tc>
-          <w:tcPr>
-            <w:tcW w:type="dxa" w:w="2160"/>
-          </w:tcPr>
-          <w:p>
-            <w:r>
-              <w:t>市值</w:t>
-            </w:r>
-          </w:p>
-        </w:tc>
-        <w:tc>
-          <w:tcPr>
-            <w:tcW w:type="dxa" w:w="2160"/>
-          </w:tcPr>
-          <w:p>
-            <w:r>
-              <w:t>增长率</w:t>
-            </w:r>
-          </w:p>
-        </w:tc>
-      </w:tr>
-      <w:tr>
-        <w:tc>
-          <w:tcPr>
-            <w:tcW w:type="dxa" w:w="2160"/>
-          </w:tcPr>
-          <w:p>
-            <w:r>
-              <w:t>雨林木风计算机网络有限公司</w:t>
-            </w:r>
-          </w:p>
-        </w:tc>
-        <w:tc>
-          <w:tcPr>
-            <w:tcW w:type="dxa" w:w="2160"/>
-          </w:tcPr>
-          <w:p>
-            <w:r>
-              <w:t>医疗科技</w:t>
-            </w:r>
-          </w:p>
-        </w:tc>
-        <w:tc>
-          <w:tcPr>
-            <w:tcW w:type="dxa" w:w="2160"/>
-          </w:tcPr>
-          <w:p>
-            <w:r>
-              <w:t>150亿</w:t>
-            </w:r>
-          </w:p>
-        </w:tc>
-        <w:tc>
-          <w:tcPr>
-            <w:tcW w:type="dxa" w:w="2160"/>
-          </w:tcPr>
-          <w:p>
-            <w:r>
-              <w:t>25%</w:t>
-            </w:r>
-          </w:p>
-        </w:tc>
-      </w:tr>
-      <w:tr>
-        <w:tc>
-          <w:tcPr>
-            <w:tcW w:type="dxa" w:w="2160"/>
-          </w:tcPr>
-          <w:p>
-            <w:r>
-              <w:t>天益信息有限公司</w:t>
-            </w:r>
-          </w:p>
-        </w:tc>
-        <w:tc>
-          <w:tcPr>
-            <w:tcW w:type="dxa" w:w="2160"/>
-          </w:tcPr>
-          <w:p>
-            <w:r>
-              <w:t>云计算</w:t>
-            </w:r>
-          </w:p>
-        </w:tc>
-        <w:tc>
-          <w:tcPr>
-            <w:tcW w:type="dxa" w:w="2160"/>
-          </w:tcPr>
-          <w:p>
-            <w:r>
-              <w:t>514亿</w:t>
-            </w:r>
-          </w:p>
-        </w:tc>
-        <w:tc>
-          <w:tcPr>
-            <w:tcW w:type="dxa" w:w="2160"/>
-          </w:tcPr>
-          <w:p>
-            <w:r>
-              <w:t>17%</w:t>
-            </w:r>
-          </w:p>
-        </w:tc>
-      </w:tr>
-      <w:tr>
-        <w:tc>
-          <w:tcPr>
-            <w:tcW w:type="dxa" w:w="2160"/>
-          </w:tcPr>
-          <w:p>
-            <w:r>
-              <w:t>浦华众城信息有限公司</w:t>
-            </w:r>
-          </w:p>
-        </w:tc>
-        <w:tc>
-          <w:tcPr>
-            <w:tcW w:type="dxa" w:w="2160"/>
-          </w:tcPr>
-          <w:p>
-            <w:r>
-              <w:t>云计算</w:t>
-            </w:r>
-          </w:p>
-        </w:tc>
-        <w:tc>
-          <w:tcPr>
-            <w:tcW w:type="dxa" w:w="2160"/>
-          </w:tcPr>
-          <w:p>
-            <w:r>
-              <w:t>154亿</w:t>
-            </w:r>
-          </w:p>
-        </w:tc>
-        <w:tc>
-          <w:tcPr>
-            <w:tcW w:type="dxa" w:w="2160"/>
-          </w:tcPr>
-          <w:p>
-            <w:r>
-              <w:t>6%</w:t>
-            </w:r>
-          </w:p>
-        </w:tc>
-      </w:tr>
-      <w:tr>
-        <w:tc>
-          <w:tcPr>
-            <w:tcW w:type="dxa" w:w="2160"/>
-          </w:tcPr>
-          <w:p>
-            <w:r>
-              <w:t>万迅电脑网络有限公司</w:t>
-            </w:r>
-          </w:p>
-        </w:tc>
-        <w:tc>
-          <w:tcPr>
-            <w:tcW w:type="dxa" w:w="2160"/>
-          </w:tcPr>
-          <w:p>
-            <w:r>
-              <w:t>半导体</w:t>
-            </w:r>
-          </w:p>
-        </w:tc>
-        <w:tc>
-          <w:tcPr>
-            <w:tcW w:type="dxa" w:w="2160"/>
-          </w:tcPr>
-          <w:p>
-            <w:r>
-              <w:t>246亿</w:t>
-            </w:r>
-          </w:p>
-        </w:tc>
-        <w:tc>
-          <w:tcPr>
-            <w:tcW w:type="dxa" w:w="2160"/>
-          </w:tcPr>
-          <w:p>
-            <w:r>
-              <w:t>16%</w:t>
-            </w:r>
-          </w:p>
-        </w:tc>
-      </w:tr>
-      <w:tr>
-        <w:tc>
-          <w:tcPr>
-            <w:tcW w:type="dxa" w:w="2160"/>
-          </w:tcPr>
-          <w:p>
-            <w:r>
-              <w:t>东方峻景网络有限公司</w:t>
-            </w:r>
-          </w:p>
-        </w:tc>
-        <w:tc>
-          <w:tcPr>
-            <w:tcW w:type="dxa" w:w="2160"/>
-          </w:tcPr>
-          <w:p>
-            <w:r>
-              <w:t>机器人</w:t>
-            </w:r>
-          </w:p>
-        </w:tc>
-        <w:tc>
-          <w:tcPr>
-            <w:tcW w:type="dxa" w:w="2160"/>
-          </w:tcPr>
-          <w:p>
-            <w:r>
-              <w:t>661亿</w:t>
-            </w:r>
-          </w:p>
-        </w:tc>
-        <w:tc>
-          <w:tcPr>
-            <w:tcW w:type="dxa" w:w="2160"/>
-          </w:tcPr>
-          <w:p>
-            <w:r>
-              <w:t>21%</w:t>
-            </w:r>
-          </w:p>
-        </w:tc>
-      </w:tr>
-      <w:tr>
-        <w:tc>
-          <w:tcPr>
-            <w:tcW w:type="dxa" w:w="2160"/>
-          </w:tcPr>
-          <w:p>
-            <w:r>
-              <w:t>创亿网络有限公司</w:t>
-            </w:r>
-          </w:p>
-        </w:tc>
-        <w:tc>
-          <w:tcPr>
-            <w:tcW w:type="dxa" w:w="2160"/>
-          </w:tcPr>
-          <w:p>
-            <w:r>
-              <w:t>云计算</w:t>
-            </w:r>
-          </w:p>
-        </w:tc>
-        <w:tc>
-          <w:tcPr>
-            <w:tcW w:type="dxa" w:w="2160"/>
-          </w:tcPr>
-          <w:p>
-            <w:r>
-              <w:t>775亿</w:t>
-            </w:r>
-          </w:p>
-        </w:tc>
-        <w:tc>
-          <w:tcPr>
-            <w:tcW w:type="dxa" w:w="2160"/>
-          </w:tcPr>
-          <w:p>
-            <w:r>
-              <w:t>24%</w:t>
-            </w:r>
-          </w:p>
-        </w:tc>
-      </w:tr>
-      <w:tr>
-        <w:tc>
-          <w:tcPr>
-            <w:tcW w:type="dxa" w:w="2160"/>
-          </w:tcPr>
-          <w:p>
-            <w:r>
-              <w:t>东方峻景网络有限公司</w:t>
-            </w:r>
-          </w:p>
-        </w:tc>
-        <w:tc>
-          <w:tcPr>
-            <w:tcW w:type="dxa" w:w="2160"/>
-          </w:tcPr>
-          <w:p>
-            <w:r>
-              <w:t>机器人</w:t>
-            </w:r>
-          </w:p>
-        </w:tc>
-        <w:tc>
-          <w:tcPr>
-            <w:tcW w:type="dxa" w:w="2160"/>
-          </w:tcPr>
-          <w:p>
-            <w:r>
-              <w:t>513亿</w:t>
-            </w:r>
-          </w:p>
-        </w:tc>
-        <w:tc>
-          <w:tcPr>
-            <w:tcW w:type="dxa" w:w="2160"/>
-          </w:tcPr>
-          <w:p>
-            <w:r>
-              <w:t>29%</w:t>
-            </w:r>
-          </w:p>
-        </w:tc>
-      </w:tr>
-      <w:tr>
-        <w:tc>
-          <w:tcPr>
-            <w:tcW w:type="dxa" w:w="2160"/>
-          </w:tcPr>
-          <w:p>
-            <w:r>
-              <w:t>天益信息有限公司</w:t>
-            </w:r>
-          </w:p>
-        </w:tc>
-        <w:tc>
-          <w:tcPr>
-            <w:tcW w:type="dxa" w:w="2160"/>
-          </w:tcPr>
-          <w:p>
-            <w:r>
-              <w:t>云计算</w:t>
-            </w:r>
-          </w:p>
-        </w:tc>
-        <w:tc>
-          <w:tcPr>
-            <w:tcW w:type="dxa" w:w="2160"/>
-          </w:tcPr>
-          <w:p>
-            <w:r>
-              <w:t>304亿</w:t>
-            </w:r>
-          </w:p>
-        </w:tc>
-        <w:tc>
-          <w:tcPr>
-            <w:tcW w:type="dxa" w:w="2160"/>
-          </w:tcPr>
-          <w:p>
-            <w:r>
-              <w:t>17%</w:t>
-            </w:r>
-          </w:p>
-        </w:tc>
-      </w:tr>
-      <w:tr>
-        <w:tc>
-          <w:tcPr>
-            <w:tcW w:type="dxa" w:w="2160"/>
-          </w:tcPr>
-          <w:p>
-            <w:r>
-              <w:t>艾提科信科技有限公司</w:t>
-            </w:r>
-          </w:p>
-        </w:tc>
-        <w:tc>
-          <w:tcPr>
-            <w:tcW w:type="dxa" w:w="2160"/>
-          </w:tcPr>
-          <w:p>
-            <w:r>
-              <w:t>机器人</w:t>
-            </w:r>
-          </w:p>
-        </w:tc>
-        <w:tc>
-          <w:tcPr>
-            <w:tcW w:type="dxa" w:w="2160"/>
-          </w:tcPr>
-          <w:p>
-            <w:r>
-              <w:t>519亿</w:t>
-            </w:r>
-          </w:p>
-        </w:tc>
-        <w:tc>
-          <w:tcPr>
-            <w:tcW w:type="dxa" w:w="2160"/>
-          </w:tcPr>
-          <w:p>
-            <w:r>
-              <w:t>20%</w:t>
-            </w:r>
-          </w:p>
-        </w:tc>
-      </w:tr>
-      <w:tr>
-        <w:tc>
-          <w:tcPr>
-            <w:tcW w:type="dxa" w:w="2160"/>
-          </w:tcPr>
-          <w:p>
-            <w:r>
-              <w:t>银嘉信息有限公司</w:t>
-            </w:r>
-          </w:p>
-        </w:tc>
-        <w:tc>
-          <w:tcPr>
-            <w:tcW w:type="dxa" w:w="2160"/>
-          </w:tcPr>
-          <w:p>
-            <w:r>
-              <w:t>消费科技</w:t>
-            </w:r>
-          </w:p>
-        </w:tc>
-        <w:tc>
-          <w:tcPr>
-            <w:tcW w:type="dxa" w:w="2160"/>
-          </w:tcPr>
-          <w:p>
-            <w:r>
-              <w:t>598亿</w:t>
-            </w:r>
-          </w:p>
-        </w:tc>
-        <w:tc>
-          <w:tcPr>
-            <w:tcW w:type="dxa" w:w="2160"/>
-          </w:tcPr>
-          <w:p>
-            <w:r>
-              <w:t>23%</w:t>
-            </w:r>
-          </w:p>
-        </w:tc>
-      </w:tr>
-      <w:tr>
-        <w:tc>
-          <w:tcPr>
-            <w:tcW w:type="dxa" w:w="2160"/>
-          </w:tcPr>
-          <w:p>
-            <w:r>
-              <w:t>东方峻景网络有限公司</w:t>
-            </w:r>
-          </w:p>
-        </w:tc>
-        <w:tc>
-          <w:tcPr>
-            <w:tcW w:type="dxa" w:w="2160"/>
-          </w:tcPr>
-          <w:p>
-            <w:r>
-              <w:t>机器人</w:t>
-            </w:r>
-          </w:p>
-        </w:tc>
-        <w:tc>
-          <w:tcPr>
-            <w:tcW w:type="dxa" w:w="2160"/>
-          </w:tcPr>
-          <w:p>
-            <w:r>
-              <w:t>398亿</w:t>
-            </w:r>
-          </w:p>
-        </w:tc>
-        <w:tc>
-          <w:tcPr>
-            <w:tcW w:type="dxa" w:w="2160"/>
-          </w:tcPr>
-          <w:p>
-            <w:r>
-              <w:t>9%</w:t>
-            </w:r>
-          </w:p>
-        </w:tc>
-      </w:tr>
-      <w:tr>
-        <w:tc>
-          <w:tcPr>
-            <w:tcW w:type="dxa" w:w="2160"/>
-          </w:tcPr>
-          <w:p>
-            <w:r>
-              <w:t>和泰传媒有限公司</w:t>
-            </w:r>
-          </w:p>
-        </w:tc>
-        <w:tc>
-          <w:tcPr>
-            <w:tcW w:type="dxa" w:w="2160"/>
-          </w:tcPr>
-          <w:p>
-            <w:r>
-              <w:t>消费科技</w:t>
-            </w:r>
-          </w:p>
-        </w:tc>
-        <w:tc>
-          <w:tcPr>
-            <w:tcW w:type="dxa" w:w="2160"/>
-          </w:tcPr>
-          <w:p>
-            <w:r>
-              <w:t>109亿</w:t>
-            </w:r>
-          </w:p>
-        </w:tc>
-        <w:tc>
-          <w:tcPr>
-            <w:tcW w:type="dxa" w:w="2160"/>
-          </w:tcPr>
-          <w:p>
-            <w:r>
-              <w:t>11%</w:t>
-            </w:r>
-          </w:p>
-        </w:tc>
-      </w:tr>
-      <w:tr>
-        <w:tc>
-          <w:tcPr>
-            <w:tcW w:type="dxa" w:w="2160"/>
-          </w:tcPr>
-          <w:p>
-            <w:r>
-              <w:t>浦华众城科技有限公司</w:t>
-            </w:r>
-          </w:p>
-        </w:tc>
-        <w:tc>
-          <w:tcPr>
-            <w:tcW w:type="dxa" w:w="2160"/>
-          </w:tcPr>
-          <w:p>
-            <w:r>
-              <w:t>半导体</w:t>
-            </w:r>
-          </w:p>
-        </w:tc>
-        <w:tc>
-          <w:tcPr>
-            <w:tcW w:type="dxa" w:w="2160"/>
-          </w:tcPr>
-          <w:p>
-            <w:r>
-              <w:t>148亿</w:t>
-            </w:r>
-          </w:p>
-        </w:tc>
-        <w:tc>
-          <w:tcPr>
-            <w:tcW w:type="dxa" w:w="2160"/>
-          </w:tcPr>
-          <w:p>
-            <w:r>
-              <w:t>30%</w:t>
-            </w:r>
-          </w:p>
-        </w:tc>
-      </w:tr>
-      <w:tr>
-        <w:tc>
-          <w:tcPr>
-            <w:tcW w:type="dxa" w:w="2160"/>
-          </w:tcPr>
-          <w:p>
-            <w:r>
-              <w:t>凌云网络有限公司</w:t>
-            </w:r>
-          </w:p>
-        </w:tc>
-        <w:tc>
-          <w:tcPr>
-            <w:tcW w:type="dxa" w:w="2160"/>
-          </w:tcPr>
-          <w:p>
-            <w:r>
-              <w:t>医疗科技</w:t>
-            </w:r>
-          </w:p>
-        </w:tc>
-        <w:tc>
-          <w:tcPr>
-            <w:tcW w:type="dxa" w:w="2160"/>
-          </w:tcPr>
-          <w:p>
-            <w:r>
-              <w:t>579亿</w:t>
-            </w:r>
-          </w:p>
-        </w:tc>
-        <w:tc>
-          <w:tcPr>
-            <w:tcW w:type="dxa" w:w="2160"/>
-          </w:tcPr>
-          <w:p>
-            <w:r>
-              <w:t>19%</w:t>
-            </w:r>
-          </w:p>
-        </w:tc>
-      </w:tr>
-      <w:tr>
-        <w:tc>
-          <w:tcPr>
-            <w:tcW w:type="dxa" w:w="2160"/>
-          </w:tcPr>
-          <w:p>
-            <w:r>
-              <w:t>雨林木风计算机科技有限公司</w:t>
-            </w:r>
-          </w:p>
-        </w:tc>
-        <w:tc>
-          <w:tcPr>
-            <w:tcW w:type="dxa" w:w="2160"/>
-          </w:tcPr>
-          <w:p>
-            <w:r>
-              <w:t>人工智能</w:t>
-            </w:r>
-          </w:p>
-        </w:tc>
-        <w:tc>
-          <w:tcPr>
-            <w:tcW w:type="dxa" w:w="2160"/>
-          </w:tcPr>
-          <w:p>
-            <w:r>
-              <w:t>568亿</w:t>
-            </w:r>
-          </w:p>
-        </w:tc>
-        <w:tc>
-          <w:tcPr>
-            <w:tcW w:type="dxa" w:w="2160"/>
-          </w:tcPr>
-          <w:p>
-            <w:r>
-              <w:t>14%</w:t>
-            </w:r>
-          </w:p>
-        </w:tc>
-      </w:tr>
-    </w:tbl>
-    <w:p>
-      <w:pPr>
-        <w:pStyle w:val="Heading1"/>
-      </w:pPr>
-      <w:r>
-        <w:t>行业分析 5</w:t>
-      </w:r>
-    </w:p>
-    <w:p>
-      <w:r>
-        <w:br/>
-        <w:t>风险管理部认为，人工智能 行业仍然面临若干</w:t>
-        <w:br/>
-        <w:t>不确定性因素，包括技术迭代风险、政策变化、</w:t>
-        <w:br/>
-        <w:t>以及市场竞争加剧等问题。</w:t>
-        <w:br/>
-      </w:r>
-    </w:p>
-    <w:p>
-      <w:r>
-        <w:br/>
-        <w:t>风险管理部认为，消费科技 行业仍然面临若干</w:t>
-        <w:br/>
-        <w:t>不确定性因素，包括技术迭代风险、政策变化、</w:t>
-        <w:br/>
-        <w:t>以及市场竞争加剧等问题。</w:t>
-        <w:br/>
-      </w:r>
-    </w:p>
-    <w:p>
-      <w:r>
-        <w:br/>
-        <w:t>从产业链角度看，新能源 行业主要由上游设备厂商、</w:t>
-        <w:br/>
-        <w:t>中游平台企业以及下游应用厂商组成。</w:t>
-        <w:br/>
-        <w:t>东方峻景传媒有限公司 主要位于产业链的 下游 环节。</w:t>
-        <w:br/>
-      </w:r>
-    </w:p>
-    <w:p>
-      <w:r>
-        <w:br/>
-        <w:t>从产业链角度看，新能源 行业主要由上游设备厂商、</w:t>
-        <w:br/>
-        <w:t>中游平台企业以及下游应用厂商组成。</w:t>
-        <w:br/>
-        <w:t>九方网络有限公司 主要位于产业链的 下游 环节。</w:t>
-        <w:br/>
-      </w:r>
-    </w:p>
-    <w:p>
-      <w:r>
-        <w:br/>
-        <w:t>华辰资本旗下的 HC AI Innovation Fund 在最近的资产配置会议中</w:t>
-        <w:br/>
-        <w:t>讨论了 半导体 行业的投资机会，并对 华远软件信息有限公司</w:t>
-        <w:br/>
-        <w:t>进行了重点评估。</w:t>
-        <w:br/>
-      </w:r>
-    </w:p>
-    <w:p>
-      <w:r>
-        <w:br/>
-        <w:t>从产业链角度看，消费科技 行业主要由上游设备厂商、</w:t>
-        <w:br/>
-        <w:t>中游平台企业以及下游应用厂商组成。</w:t>
-        <w:br/>
-        <w:t>南康网络有限公司 主要位于产业链的 上游 环节。</w:t>
-        <w:br/>
-      </w:r>
-    </w:p>
-    <w:p>
-      <w:r>
-        <w:br/>
-        <w:t>风险管理部认为，机器人 行业仍然面临若干</w:t>
-        <w:br/>
-        <w:t>不确定性因素，包括技术迭代风险、政策变化、</w:t>
-        <w:br/>
-        <w:t>以及市场竞争加剧等问题。</w:t>
-        <w:br/>
-      </w:r>
-    </w:p>
-    <w:p>
-      <w:r>
-        <w:br/>
-        <w:t>立信电子网络有限公司 是中国 云计算 行业的重要企业之一。</w:t>
-        <w:br/>
-        <w:t>根据华辰资本 资产配置委员会 的研究，该公司成立于 2009 年，</w:t>
-        <w:br/>
-        <w:t>目前员工规模约 5145 人。公司近年来持续加大研发投入，</w:t>
+        <w:t>目前员工规模约 3802 人。公司近年来持续加大研发投入，</w:t>
         <w:br/>
         <w:t>在核心技术方面形成了较强的竞争壁垒。</w:t>
         <w:br/>
@@ -3296,7 +954,7 @@
           </w:tcPr>
           <w:p>
             <w:r>
-              <w:t>九方网络有限公司</w:t>
+              <w:t>恩悌网络有限公司</w:t>
             </w:r>
           </w:p>
         </w:tc>
@@ -3316,17 +974,17 @@
           </w:tcPr>
           <w:p>
             <w:r>
-              <w:t>193亿</w:t>
-            </w:r>
-          </w:p>
-        </w:tc>
-        <w:tc>
-          <w:tcPr>
-            <w:tcW w:type="dxa" w:w="2160"/>
-          </w:tcPr>
-          <w:p>
-            <w:r>
-              <w:t>8%</w:t>
+              <w:t>116亿</w:t>
+            </w:r>
+          </w:p>
+        </w:tc>
+        <w:tc>
+          <w:tcPr>
+            <w:tcW w:type="dxa" w:w="2160"/>
+          </w:tcPr>
+          <w:p>
+            <w:r>
+              <w:t>9%</w:t>
             </w:r>
           </w:p>
         </w:tc>
@@ -3338,37 +996,37 @@
           </w:tcPr>
           <w:p>
             <w:r>
-              <w:t>银嘉信息有限公司</w:t>
-            </w:r>
-          </w:p>
-        </w:tc>
-        <w:tc>
-          <w:tcPr>
-            <w:tcW w:type="dxa" w:w="2160"/>
-          </w:tcPr>
-          <w:p>
-            <w:r>
-              <w:t>消费科技</w:t>
-            </w:r>
-          </w:p>
-        </w:tc>
-        <w:tc>
-          <w:tcPr>
-            <w:tcW w:type="dxa" w:w="2160"/>
-          </w:tcPr>
-          <w:p>
-            <w:r>
-              <w:t>489亿</w:t>
-            </w:r>
-          </w:p>
-        </w:tc>
-        <w:tc>
-          <w:tcPr>
-            <w:tcW w:type="dxa" w:w="2160"/>
-          </w:tcPr>
-          <w:p>
-            <w:r>
-              <w:t>5%</w:t>
+              <w:t>恩悌网络有限公司</w:t>
+            </w:r>
+          </w:p>
+        </w:tc>
+        <w:tc>
+          <w:tcPr>
+            <w:tcW w:type="dxa" w:w="2160"/>
+          </w:tcPr>
+          <w:p>
+            <w:r>
+              <w:t>新能源</w:t>
+            </w:r>
+          </w:p>
+        </w:tc>
+        <w:tc>
+          <w:tcPr>
+            <w:tcW w:type="dxa" w:w="2160"/>
+          </w:tcPr>
+          <w:p>
+            <w:r>
+              <w:t>514亿</w:t>
+            </w:r>
+          </w:p>
+        </w:tc>
+        <w:tc>
+          <w:tcPr>
+            <w:tcW w:type="dxa" w:w="2160"/>
+          </w:tcPr>
+          <w:p>
+            <w:r>
+              <w:t>18%</w:t>
             </w:r>
           </w:p>
         </w:tc>
@@ -3380,37 +1038,37 @@
           </w:tcPr>
           <w:p>
             <w:r>
-              <w:t>和泰科技有限公司</w:t>
-            </w:r>
-          </w:p>
-        </w:tc>
-        <w:tc>
-          <w:tcPr>
-            <w:tcW w:type="dxa" w:w="2160"/>
-          </w:tcPr>
-          <w:p>
-            <w:r>
-              <w:t>人工智能</w:t>
-            </w:r>
-          </w:p>
-        </w:tc>
-        <w:tc>
-          <w:tcPr>
-            <w:tcW w:type="dxa" w:w="2160"/>
-          </w:tcPr>
-          <w:p>
-            <w:r>
-              <w:t>128亿</w:t>
-            </w:r>
-          </w:p>
-        </w:tc>
-        <w:tc>
-          <w:tcPr>
-            <w:tcW w:type="dxa" w:w="2160"/>
-          </w:tcPr>
-          <w:p>
-            <w:r>
-              <w:t>15%</w:t>
+              <w:t>创汇传媒有限公司</w:t>
+            </w:r>
+          </w:p>
+        </w:tc>
+        <w:tc>
+          <w:tcPr>
+            <w:tcW w:type="dxa" w:w="2160"/>
+          </w:tcPr>
+          <w:p>
+            <w:r>
+              <w:t>新能源</w:t>
+            </w:r>
+          </w:p>
+        </w:tc>
+        <w:tc>
+          <w:tcPr>
+            <w:tcW w:type="dxa" w:w="2160"/>
+          </w:tcPr>
+          <w:p>
+            <w:r>
+              <w:t>582亿</w:t>
+            </w:r>
+          </w:p>
+        </w:tc>
+        <w:tc>
+          <w:tcPr>
+            <w:tcW w:type="dxa" w:w="2160"/>
+          </w:tcPr>
+          <w:p>
+            <w:r>
+              <w:t>6%</w:t>
             </w:r>
           </w:p>
         </w:tc>
@@ -3422,37 +1080,37 @@
           </w:tcPr>
           <w:p>
             <w:r>
-              <w:t>创亿网络有限公司</w:t>
-            </w:r>
-          </w:p>
-        </w:tc>
-        <w:tc>
-          <w:tcPr>
-            <w:tcW w:type="dxa" w:w="2160"/>
-          </w:tcPr>
-          <w:p>
-            <w:r>
-              <w:t>云计算</w:t>
-            </w:r>
-          </w:p>
-        </w:tc>
-        <w:tc>
-          <w:tcPr>
-            <w:tcW w:type="dxa" w:w="2160"/>
-          </w:tcPr>
-          <w:p>
-            <w:r>
-              <w:t>726亿</w:t>
-            </w:r>
-          </w:p>
-        </w:tc>
-        <w:tc>
-          <w:tcPr>
-            <w:tcW w:type="dxa" w:w="2160"/>
-          </w:tcPr>
-          <w:p>
-            <w:r>
-              <w:t>30%</w:t>
+              <w:t>恩悌网络有限公司</w:t>
+            </w:r>
+          </w:p>
+        </w:tc>
+        <w:tc>
+          <w:tcPr>
+            <w:tcW w:type="dxa" w:w="2160"/>
+          </w:tcPr>
+          <w:p>
+            <w:r>
+              <w:t>新能源</w:t>
+            </w:r>
+          </w:p>
+        </w:tc>
+        <w:tc>
+          <w:tcPr>
+            <w:tcW w:type="dxa" w:w="2160"/>
+          </w:tcPr>
+          <w:p>
+            <w:r>
+              <w:t>746亿</w:t>
+            </w:r>
+          </w:p>
+        </w:tc>
+        <w:tc>
+          <w:tcPr>
+            <w:tcW w:type="dxa" w:w="2160"/>
+          </w:tcPr>
+          <w:p>
+            <w:r>
+              <w:t>25%</w:t>
             </w:r>
           </w:p>
         </w:tc>
@@ -3464,27 +1122,27 @@
           </w:tcPr>
           <w:p>
             <w:r>
-              <w:t>银嘉信息有限公司</w:t>
-            </w:r>
-          </w:p>
-        </w:tc>
-        <w:tc>
-          <w:tcPr>
-            <w:tcW w:type="dxa" w:w="2160"/>
-          </w:tcPr>
-          <w:p>
-            <w:r>
-              <w:t>消费科技</w:t>
-            </w:r>
-          </w:p>
-        </w:tc>
-        <w:tc>
-          <w:tcPr>
-            <w:tcW w:type="dxa" w:w="2160"/>
-          </w:tcPr>
-          <w:p>
-            <w:r>
-              <w:t>304亿</w:t>
+              <w:t>飞利信科技有限公司</w:t>
+            </w:r>
+          </w:p>
+        </w:tc>
+        <w:tc>
+          <w:tcPr>
+            <w:tcW w:type="dxa" w:w="2160"/>
+          </w:tcPr>
+          <w:p>
+            <w:r>
+              <w:t>人工智能</w:t>
+            </w:r>
+          </w:p>
+        </w:tc>
+        <w:tc>
+          <w:tcPr>
+            <w:tcW w:type="dxa" w:w="2160"/>
+          </w:tcPr>
+          <w:p>
+            <w:r>
+              <w:t>324亿</w:t>
             </w:r>
           </w:p>
         </w:tc>
@@ -3506,37 +1164,37 @@
           </w:tcPr>
           <w:p>
             <w:r>
-              <w:t>东方峻景网络有限公司</w:t>
-            </w:r>
-          </w:p>
-        </w:tc>
-        <w:tc>
-          <w:tcPr>
-            <w:tcW w:type="dxa" w:w="2160"/>
-          </w:tcPr>
-          <w:p>
-            <w:r>
-              <w:t>机器人</w:t>
-            </w:r>
-          </w:p>
-        </w:tc>
-        <w:tc>
-          <w:tcPr>
-            <w:tcW w:type="dxa" w:w="2160"/>
-          </w:tcPr>
-          <w:p>
-            <w:r>
-              <w:t>499亿</w:t>
-            </w:r>
-          </w:p>
-        </w:tc>
-        <w:tc>
-          <w:tcPr>
-            <w:tcW w:type="dxa" w:w="2160"/>
-          </w:tcPr>
-          <w:p>
-            <w:r>
-              <w:t>19%</w:t>
+              <w:t>迪摩信息有限公司</w:t>
+            </w:r>
+          </w:p>
+        </w:tc>
+        <w:tc>
+          <w:tcPr>
+            <w:tcW w:type="dxa" w:w="2160"/>
+          </w:tcPr>
+          <w:p>
+            <w:r>
+              <w:t>医疗科技</w:t>
+            </w:r>
+          </w:p>
+        </w:tc>
+        <w:tc>
+          <w:tcPr>
+            <w:tcW w:type="dxa" w:w="2160"/>
+          </w:tcPr>
+          <w:p>
+            <w:r>
+              <w:t>184亿</w:t>
+            </w:r>
+          </w:p>
+        </w:tc>
+        <w:tc>
+          <w:tcPr>
+            <w:tcW w:type="dxa" w:w="2160"/>
+          </w:tcPr>
+          <w:p>
+            <w:r>
+              <w:t>29%</w:t>
             </w:r>
           </w:p>
         </w:tc>
@@ -3548,37 +1206,37 @@
           </w:tcPr>
           <w:p>
             <w:r>
-              <w:t>精芯信息有限公司</w:t>
-            </w:r>
-          </w:p>
-        </w:tc>
-        <w:tc>
-          <w:tcPr>
-            <w:tcW w:type="dxa" w:w="2160"/>
-          </w:tcPr>
-          <w:p>
-            <w:r>
-              <w:t>消费科技</w:t>
-            </w:r>
-          </w:p>
-        </w:tc>
-        <w:tc>
-          <w:tcPr>
-            <w:tcW w:type="dxa" w:w="2160"/>
-          </w:tcPr>
-          <w:p>
-            <w:r>
-              <w:t>419亿</w:t>
-            </w:r>
-          </w:p>
-        </w:tc>
-        <w:tc>
-          <w:tcPr>
-            <w:tcW w:type="dxa" w:w="2160"/>
-          </w:tcPr>
-          <w:p>
-            <w:r>
-              <w:t>10%</w:t>
+              <w:t>九方传媒有限公司</w:t>
+            </w:r>
+          </w:p>
+        </w:tc>
+        <w:tc>
+          <w:tcPr>
+            <w:tcW w:type="dxa" w:w="2160"/>
+          </w:tcPr>
+          <w:p>
+            <w:r>
+              <w:t>医疗科技</w:t>
+            </w:r>
+          </w:p>
+        </w:tc>
+        <w:tc>
+          <w:tcPr>
+            <w:tcW w:type="dxa" w:w="2160"/>
+          </w:tcPr>
+          <w:p>
+            <w:r>
+              <w:t>511亿</w:t>
+            </w:r>
+          </w:p>
+        </w:tc>
+        <w:tc>
+          <w:tcPr>
+            <w:tcW w:type="dxa" w:w="2160"/>
+          </w:tcPr>
+          <w:p>
+            <w:r>
+              <w:t>29%</w:t>
             </w:r>
           </w:p>
         </w:tc>
@@ -3590,37 +1248,37 @@
           </w:tcPr>
           <w:p>
             <w:r>
-              <w:t>国讯网络有限公司</w:t>
-            </w:r>
-          </w:p>
-        </w:tc>
-        <w:tc>
-          <w:tcPr>
-            <w:tcW w:type="dxa" w:w="2160"/>
-          </w:tcPr>
-          <w:p>
-            <w:r>
-              <w:t>云计算</w:t>
-            </w:r>
-          </w:p>
-        </w:tc>
-        <w:tc>
-          <w:tcPr>
-            <w:tcW w:type="dxa" w:w="2160"/>
-          </w:tcPr>
-          <w:p>
-            <w:r>
-              <w:t>466亿</w:t>
-            </w:r>
-          </w:p>
-        </w:tc>
-        <w:tc>
-          <w:tcPr>
-            <w:tcW w:type="dxa" w:w="2160"/>
-          </w:tcPr>
-          <w:p>
-            <w:r>
-              <w:t>14%</w:t>
+              <w:t>戴硕电子网络有限公司</w:t>
+            </w:r>
+          </w:p>
+        </w:tc>
+        <w:tc>
+          <w:tcPr>
+            <w:tcW w:type="dxa" w:w="2160"/>
+          </w:tcPr>
+          <w:p>
+            <w:r>
+              <w:t>新能源</w:t>
+            </w:r>
+          </w:p>
+        </w:tc>
+        <w:tc>
+          <w:tcPr>
+            <w:tcW w:type="dxa" w:w="2160"/>
+          </w:tcPr>
+          <w:p>
+            <w:r>
+              <w:t>573亿</w:t>
+            </w:r>
+          </w:p>
+        </w:tc>
+        <w:tc>
+          <w:tcPr>
+            <w:tcW w:type="dxa" w:w="2160"/>
+          </w:tcPr>
+          <w:p>
+            <w:r>
+              <w:t>10%</w:t>
             </w:r>
           </w:p>
         </w:tc>
@@ -3632,37 +1290,37 @@
           </w:tcPr>
           <w:p>
             <w:r>
-              <w:t>兰金电子网络有限公司</w:t>
-            </w:r>
-          </w:p>
-        </w:tc>
-        <w:tc>
-          <w:tcPr>
-            <w:tcW w:type="dxa" w:w="2160"/>
-          </w:tcPr>
-          <w:p>
-            <w:r>
-              <w:t>消费科技</w:t>
-            </w:r>
-          </w:p>
-        </w:tc>
-        <w:tc>
-          <w:tcPr>
-            <w:tcW w:type="dxa" w:w="2160"/>
-          </w:tcPr>
-          <w:p>
-            <w:r>
-              <w:t>164亿</w:t>
-            </w:r>
-          </w:p>
-        </w:tc>
-        <w:tc>
-          <w:tcPr>
-            <w:tcW w:type="dxa" w:w="2160"/>
-          </w:tcPr>
-          <w:p>
-            <w:r>
-              <w:t>12%</w:t>
+              <w:t>惠派国际公司科技有限公司</w:t>
+            </w:r>
+          </w:p>
+        </w:tc>
+        <w:tc>
+          <w:tcPr>
+            <w:tcW w:type="dxa" w:w="2160"/>
+          </w:tcPr>
+          <w:p>
+            <w:r>
+              <w:t>人工智能</w:t>
+            </w:r>
+          </w:p>
+        </w:tc>
+        <w:tc>
+          <w:tcPr>
+            <w:tcW w:type="dxa" w:w="2160"/>
+          </w:tcPr>
+          <w:p>
+            <w:r>
+              <w:t>462亿</w:t>
+            </w:r>
+          </w:p>
+        </w:tc>
+        <w:tc>
+          <w:tcPr>
+            <w:tcW w:type="dxa" w:w="2160"/>
+          </w:tcPr>
+          <w:p>
+            <w:r>
+              <w:t>9%</w:t>
             </w:r>
           </w:p>
         </w:tc>
@@ -3674,37 +1332,37 @@
           </w:tcPr>
           <w:p>
             <w:r>
-              <w:t>创汇传媒有限公司</w:t>
-            </w:r>
-          </w:p>
-        </w:tc>
-        <w:tc>
-          <w:tcPr>
-            <w:tcW w:type="dxa" w:w="2160"/>
-          </w:tcPr>
-          <w:p>
-            <w:r>
-              <w:t>新能源</w:t>
-            </w:r>
-          </w:p>
-        </w:tc>
-        <w:tc>
-          <w:tcPr>
-            <w:tcW w:type="dxa" w:w="2160"/>
-          </w:tcPr>
-          <w:p>
-            <w:r>
-              <w:t>512亿</w:t>
-            </w:r>
-          </w:p>
-        </w:tc>
-        <w:tc>
-          <w:tcPr>
-            <w:tcW w:type="dxa" w:w="2160"/>
-          </w:tcPr>
-          <w:p>
-            <w:r>
-              <w:t>23%</w:t>
+              <w:t>天开科技有限公司</w:t>
+            </w:r>
+          </w:p>
+        </w:tc>
+        <w:tc>
+          <w:tcPr>
+            <w:tcW w:type="dxa" w:w="2160"/>
+          </w:tcPr>
+          <w:p>
+            <w:r>
+              <w:t>消费科技</w:t>
+            </w:r>
+          </w:p>
+        </w:tc>
+        <w:tc>
+          <w:tcPr>
+            <w:tcW w:type="dxa" w:w="2160"/>
+          </w:tcPr>
+          <w:p>
+            <w:r>
+              <w:t>247亿</w:t>
+            </w:r>
+          </w:p>
+        </w:tc>
+        <w:tc>
+          <w:tcPr>
+            <w:tcW w:type="dxa" w:w="2160"/>
+          </w:tcPr>
+          <w:p>
+            <w:r>
+              <w:t>18%</w:t>
             </w:r>
           </w:p>
         </w:tc>
@@ -3716,37 +1374,37 @@
           </w:tcPr>
           <w:p>
             <w:r>
-              <w:t>雨林木风计算机网络有限公司</w:t>
-            </w:r>
-          </w:p>
-        </w:tc>
-        <w:tc>
-          <w:tcPr>
-            <w:tcW w:type="dxa" w:w="2160"/>
-          </w:tcPr>
-          <w:p>
-            <w:r>
-              <w:t>医疗科技</w:t>
-            </w:r>
-          </w:p>
-        </w:tc>
-        <w:tc>
-          <w:tcPr>
-            <w:tcW w:type="dxa" w:w="2160"/>
-          </w:tcPr>
-          <w:p>
-            <w:r>
-              <w:t>544亿</w:t>
-            </w:r>
-          </w:p>
-        </w:tc>
-        <w:tc>
-          <w:tcPr>
-            <w:tcW w:type="dxa" w:w="2160"/>
-          </w:tcPr>
-          <w:p>
-            <w:r>
-              <w:t>16%</w:t>
+              <w:t>中建创业科技有限公司</w:t>
+            </w:r>
+          </w:p>
+        </w:tc>
+        <w:tc>
+          <w:tcPr>
+            <w:tcW w:type="dxa" w:w="2160"/>
+          </w:tcPr>
+          <w:p>
+            <w:r>
+              <w:t>半导体</w:t>
+            </w:r>
+          </w:p>
+        </w:tc>
+        <w:tc>
+          <w:tcPr>
+            <w:tcW w:type="dxa" w:w="2160"/>
+          </w:tcPr>
+          <w:p>
+            <w:r>
+              <w:t>210亿</w:t>
+            </w:r>
+          </w:p>
+        </w:tc>
+        <w:tc>
+          <w:tcPr>
+            <w:tcW w:type="dxa" w:w="2160"/>
+          </w:tcPr>
+          <w:p>
+            <w:r>
+              <w:t>28%</w:t>
             </w:r>
           </w:p>
         </w:tc>
@@ -3758,37 +1416,37 @@
           </w:tcPr>
           <w:p>
             <w:r>
-              <w:t>南康网络有限公司</w:t>
-            </w:r>
-          </w:p>
-        </w:tc>
-        <w:tc>
-          <w:tcPr>
-            <w:tcW w:type="dxa" w:w="2160"/>
-          </w:tcPr>
-          <w:p>
-            <w:r>
-              <w:t>消费科技</w:t>
-            </w:r>
-          </w:p>
-        </w:tc>
-        <w:tc>
-          <w:tcPr>
-            <w:tcW w:type="dxa" w:w="2160"/>
-          </w:tcPr>
-          <w:p>
-            <w:r>
-              <w:t>602亿</w:t>
-            </w:r>
-          </w:p>
-        </w:tc>
-        <w:tc>
-          <w:tcPr>
-            <w:tcW w:type="dxa" w:w="2160"/>
-          </w:tcPr>
-          <w:p>
-            <w:r>
-              <w:t>10%</w:t>
+              <w:t>佳禾传媒有限公司</w:t>
+            </w:r>
+          </w:p>
+        </w:tc>
+        <w:tc>
+          <w:tcPr>
+            <w:tcW w:type="dxa" w:w="2160"/>
+          </w:tcPr>
+          <w:p>
+            <w:r>
+              <w:t>云计算</w:t>
+            </w:r>
+          </w:p>
+        </w:tc>
+        <w:tc>
+          <w:tcPr>
+            <w:tcW w:type="dxa" w:w="2160"/>
+          </w:tcPr>
+          <w:p>
+            <w:r>
+              <w:t>420亿</w:t>
+            </w:r>
+          </w:p>
+        </w:tc>
+        <w:tc>
+          <w:tcPr>
+            <w:tcW w:type="dxa" w:w="2160"/>
+          </w:tcPr>
+          <w:p>
+            <w:r>
+              <w:t>12%</w:t>
             </w:r>
           </w:p>
         </w:tc>
@@ -3800,37 +1458,37 @@
           </w:tcPr>
           <w:p>
             <w:r>
-              <w:t>飞利信科技有限公司</w:t>
-            </w:r>
-          </w:p>
-        </w:tc>
-        <w:tc>
-          <w:tcPr>
-            <w:tcW w:type="dxa" w:w="2160"/>
-          </w:tcPr>
-          <w:p>
-            <w:r>
-              <w:t>新能源</w:t>
-            </w:r>
-          </w:p>
-        </w:tc>
-        <w:tc>
-          <w:tcPr>
-            <w:tcW w:type="dxa" w:w="2160"/>
-          </w:tcPr>
-          <w:p>
-            <w:r>
-              <w:t>757亿</w:t>
-            </w:r>
-          </w:p>
-        </w:tc>
-        <w:tc>
-          <w:tcPr>
-            <w:tcW w:type="dxa" w:w="2160"/>
-          </w:tcPr>
-          <w:p>
-            <w:r>
-              <w:t>17%</w:t>
+              <w:t>九方传媒有限公司</w:t>
+            </w:r>
+          </w:p>
+        </w:tc>
+        <w:tc>
+          <w:tcPr>
+            <w:tcW w:type="dxa" w:w="2160"/>
+          </w:tcPr>
+          <w:p>
+            <w:r>
+              <w:t>医疗科技</w:t>
+            </w:r>
+          </w:p>
+        </w:tc>
+        <w:tc>
+          <w:tcPr>
+            <w:tcW w:type="dxa" w:w="2160"/>
+          </w:tcPr>
+          <w:p>
+            <w:r>
+              <w:t>680亿</w:t>
+            </w:r>
+          </w:p>
+        </w:tc>
+        <w:tc>
+          <w:tcPr>
+            <w:tcW w:type="dxa" w:w="2160"/>
+          </w:tcPr>
+          <w:p>
+            <w:r>
+              <w:t>22%</w:t>
             </w:r>
           </w:p>
         </w:tc>
@@ -3842,37 +1500,37 @@
           </w:tcPr>
           <w:p>
             <w:r>
-              <w:t>飞利信科技有限公司</w:t>
-            </w:r>
-          </w:p>
-        </w:tc>
-        <w:tc>
-          <w:tcPr>
-            <w:tcW w:type="dxa" w:w="2160"/>
-          </w:tcPr>
-          <w:p>
-            <w:r>
-              <w:t>新能源</w:t>
-            </w:r>
-          </w:p>
-        </w:tc>
-        <w:tc>
-          <w:tcPr>
-            <w:tcW w:type="dxa" w:w="2160"/>
-          </w:tcPr>
-          <w:p>
-            <w:r>
-              <w:t>700亿</w:t>
-            </w:r>
-          </w:p>
-        </w:tc>
-        <w:tc>
-          <w:tcPr>
-            <w:tcW w:type="dxa" w:w="2160"/>
-          </w:tcPr>
-          <w:p>
-            <w:r>
-              <w:t>7%</w:t>
+              <w:t>精芯信息有限公司</w:t>
+            </w:r>
+          </w:p>
+        </w:tc>
+        <w:tc>
+          <w:tcPr>
+            <w:tcW w:type="dxa" w:w="2160"/>
+          </w:tcPr>
+          <w:p>
+            <w:r>
+              <w:t>半导体</w:t>
+            </w:r>
+          </w:p>
+        </w:tc>
+        <w:tc>
+          <w:tcPr>
+            <w:tcW w:type="dxa" w:w="2160"/>
+          </w:tcPr>
+          <w:p>
+            <w:r>
+              <w:t>466亿</w:t>
+            </w:r>
+          </w:p>
+        </w:tc>
+        <w:tc>
+          <w:tcPr>
+            <w:tcW w:type="dxa" w:w="2160"/>
+          </w:tcPr>
+          <w:p>
+            <w:r>
+              <w:t>8%</w:t>
             </w:r>
           </w:p>
         </w:tc>
@@ -3884,7 +1542,7 @@
           </w:tcPr>
           <w:p>
             <w:r>
-              <w:t>易动力科技有限公司</w:t>
+              <w:t>信诚致远科技有限公司</w:t>
             </w:r>
           </w:p>
         </w:tc>
@@ -3904,7 +1562,629 @@
           </w:tcPr>
           <w:p>
             <w:r>
-              <w:t>506亿</w:t>
+              <w:t>623亿</w:t>
+            </w:r>
+          </w:p>
+        </w:tc>
+        <w:tc>
+          <w:tcPr>
+            <w:tcW w:type="dxa" w:w="2160"/>
+          </w:tcPr>
+          <w:p>
+            <w:r>
+              <w:t>28%</w:t>
+            </w:r>
+          </w:p>
+        </w:tc>
+      </w:tr>
+    </w:tbl>
+    <w:p>
+      <w:pPr>
+        <w:pStyle w:val="Heading1"/>
+      </w:pPr>
+      <w:r>
+        <w:t>行业分析 3</w:t>
+      </w:r>
+    </w:p>
+    <w:p>
+      <w:r>
+        <w:br/>
+        <w:t>惠派国际公司科技有限公司 是中国 人工智能 行业的重要企业之一。</w:t>
+        <w:br/>
+        <w:t>根据华辰资本 投资委员会 的研究，该公司成立于 2019 年，</w:t>
+        <w:br/>
+        <w:t>目前员工规模约 6944 人。公司近年来持续加大研发投入，</w:t>
+        <w:br/>
+        <w:t>在核心技术方面形成了较强的竞争壁垒。</w:t>
+        <w:br/>
+      </w:r>
+    </w:p>
+    <w:p>
+      <w:r>
+        <w:br/>
+        <w:t>富罳网络有限公司 是中国 新能源 行业的重要企业之一。</w:t>
+        <w:br/>
+        <w:t>根据华辰资本 投资策略部 的研究，该公司成立于 2019 年，</w:t>
+        <w:br/>
+        <w:t>目前员工规模约 3621 人。公司近年来持续加大研发投入，</w:t>
+        <w:br/>
+        <w:t>在核心技术方面形成了较强的竞争壁垒。</w:t>
+        <w:br/>
+      </w:r>
+    </w:p>
+    <w:p>
+      <w:r>
+        <w:br/>
+        <w:t>从产业链角度看，人工智能 行业主要由上游设备厂商、</w:t>
+        <w:br/>
+        <w:t>中游平台企业以及下游应用厂商组成。</w:t>
+        <w:br/>
+        <w:t>惠派国际公司科技有限公司 主要位于产业链的 中游 环节。</w:t>
+        <w:br/>
+      </w:r>
+    </w:p>
+    <w:p>
+      <w:r>
+        <w:br/>
+        <w:t>迪摩信息有限公司 是中国 医疗科技 行业的重要企业之一。</w:t>
+        <w:br/>
+        <w:t>根据华辰资本 量化研究部 的研究，该公司成立于 2013 年，</w:t>
+        <w:br/>
+        <w:t>目前员工规模约 858 人。公司近年来持续加大研发投入，</w:t>
+        <w:br/>
+        <w:t>在核心技术方面形成了较强的竞争壁垒。</w:t>
+        <w:br/>
+      </w:r>
+    </w:p>
+    <w:p>
+      <w:r>
+        <w:br/>
+        <w:t>从产业链角度看，新能源 行业主要由上游设备厂商、</w:t>
+        <w:br/>
+        <w:t>中游平台企业以及下游应用厂商组成。</w:t>
+        <w:br/>
+        <w:t>戴硕电子网络有限公司 主要位于产业链的 中游 环节。</w:t>
+        <w:br/>
+      </w:r>
+    </w:p>
+    <w:p>
+      <w:r>
+        <w:br/>
+        <w:t>从产业链角度看，人工智能 行业主要由上游设备厂商、</w:t>
+        <w:br/>
+        <w:t>中游平台企业以及下游应用厂商组成。</w:t>
+        <w:br/>
+        <w:t>通际名联科技有限公司 主要位于产业链的 下游 环节。</w:t>
+        <w:br/>
+      </w:r>
+    </w:p>
+    <w:p>
+      <w:r>
+        <w:br/>
+        <w:t>方正科技传媒有限公司 是中国 人工智能 行业的重要企业之一。</w:t>
+        <w:br/>
+        <w:t>根据华辰资本 投资委员会 的研究，该公司成立于 2019 年，</w:t>
+        <w:br/>
+        <w:t>目前员工规模约 2043 人。公司近年来持续加大研发投入，</w:t>
+        <w:br/>
+        <w:t>在核心技术方面形成了较强的竞争壁垒。</w:t>
+        <w:br/>
+      </w:r>
+    </w:p>
+    <w:p>
+      <w:r>
+        <w:br/>
+        <w:t>泰麒麟网络有限公司 是中国 云计算 行业的重要企业之一。</w:t>
+        <w:br/>
+        <w:t>根据华辰资本 投资委员会 的研究，该公司成立于 2010 年，</w:t>
+        <w:br/>
+        <w:t>目前员工规模约 4251 人。公司近年来持续加大研发投入，</w:t>
+        <w:br/>
+        <w:t>在核心技术方面形成了较强的竞争壁垒。</w:t>
+        <w:br/>
+      </w:r>
+    </w:p>
+    <w:tbl>
+      <w:tblPr>
+        <w:tblW w:type="auto" w:w="0"/>
+        <w:tblLook w:firstColumn="1" w:firstRow="1" w:lastColumn="0" w:lastRow="0" w:noHBand="0" w:noVBand="1" w:val="04A0"/>
+      </w:tblPr>
+      <w:tblGrid>
+        <w:gridCol w:w="2160"/>
+        <w:gridCol w:w="2160"/>
+        <w:gridCol w:w="2160"/>
+        <w:gridCol w:w="2160"/>
+      </w:tblGrid>
+      <w:tr>
+        <w:tc>
+          <w:tcPr>
+            <w:tcW w:type="dxa" w:w="2160"/>
+          </w:tcPr>
+          <w:p>
+            <w:r>
+              <w:t>公司</w:t>
+            </w:r>
+          </w:p>
+        </w:tc>
+        <w:tc>
+          <w:tcPr>
+            <w:tcW w:type="dxa" w:w="2160"/>
+          </w:tcPr>
+          <w:p>
+            <w:r>
+              <w:t>行业</w:t>
+            </w:r>
+          </w:p>
+        </w:tc>
+        <w:tc>
+          <w:tcPr>
+            <w:tcW w:type="dxa" w:w="2160"/>
+          </w:tcPr>
+          <w:p>
+            <w:r>
+              <w:t>市值</w:t>
+            </w:r>
+          </w:p>
+        </w:tc>
+        <w:tc>
+          <w:tcPr>
+            <w:tcW w:type="dxa" w:w="2160"/>
+          </w:tcPr>
+          <w:p>
+            <w:r>
+              <w:t>增长率</w:t>
+            </w:r>
+          </w:p>
+        </w:tc>
+      </w:tr>
+      <w:tr>
+        <w:tc>
+          <w:tcPr>
+            <w:tcW w:type="dxa" w:w="2160"/>
+          </w:tcPr>
+          <w:p>
+            <w:r>
+              <w:t>九方传媒有限公司</w:t>
+            </w:r>
+          </w:p>
+        </w:tc>
+        <w:tc>
+          <w:tcPr>
+            <w:tcW w:type="dxa" w:w="2160"/>
+          </w:tcPr>
+          <w:p>
+            <w:r>
+              <w:t>医疗科技</w:t>
+            </w:r>
+          </w:p>
+        </w:tc>
+        <w:tc>
+          <w:tcPr>
+            <w:tcW w:type="dxa" w:w="2160"/>
+          </w:tcPr>
+          <w:p>
+            <w:r>
+              <w:t>224亿</w:t>
+            </w:r>
+          </w:p>
+        </w:tc>
+        <w:tc>
+          <w:tcPr>
+            <w:tcW w:type="dxa" w:w="2160"/>
+          </w:tcPr>
+          <w:p>
+            <w:r>
+              <w:t>19%</w:t>
+            </w:r>
+          </w:p>
+        </w:tc>
+      </w:tr>
+      <w:tr>
+        <w:tc>
+          <w:tcPr>
+            <w:tcW w:type="dxa" w:w="2160"/>
+          </w:tcPr>
+          <w:p>
+            <w:r>
+              <w:t>信诚致远网络有限公司</w:t>
+            </w:r>
+          </w:p>
+        </w:tc>
+        <w:tc>
+          <w:tcPr>
+            <w:tcW w:type="dxa" w:w="2160"/>
+          </w:tcPr>
+          <w:p>
+            <w:r>
+              <w:t>半导体</w:t>
+            </w:r>
+          </w:p>
+        </w:tc>
+        <w:tc>
+          <w:tcPr>
+            <w:tcW w:type="dxa" w:w="2160"/>
+          </w:tcPr>
+          <w:p>
+            <w:r>
+              <w:t>661亿</w:t>
+            </w:r>
+          </w:p>
+        </w:tc>
+        <w:tc>
+          <w:tcPr>
+            <w:tcW w:type="dxa" w:w="2160"/>
+          </w:tcPr>
+          <w:p>
+            <w:r>
+              <w:t>8%</w:t>
+            </w:r>
+          </w:p>
+        </w:tc>
+      </w:tr>
+      <w:tr>
+        <w:tc>
+          <w:tcPr>
+            <w:tcW w:type="dxa" w:w="2160"/>
+          </w:tcPr>
+          <w:p>
+            <w:r>
+              <w:t>昂歌信息信息有限公司</w:t>
+            </w:r>
+          </w:p>
+        </w:tc>
+        <w:tc>
+          <w:tcPr>
+            <w:tcW w:type="dxa" w:w="2160"/>
+          </w:tcPr>
+          <w:p>
+            <w:r>
+              <w:t>消费科技</w:t>
+            </w:r>
+          </w:p>
+        </w:tc>
+        <w:tc>
+          <w:tcPr>
+            <w:tcW w:type="dxa" w:w="2160"/>
+          </w:tcPr>
+          <w:p>
+            <w:r>
+              <w:t>598亿</w:t>
+            </w:r>
+          </w:p>
+        </w:tc>
+        <w:tc>
+          <w:tcPr>
+            <w:tcW w:type="dxa" w:w="2160"/>
+          </w:tcPr>
+          <w:p>
+            <w:r>
+              <w:t>21%</w:t>
+            </w:r>
+          </w:p>
+        </w:tc>
+      </w:tr>
+      <w:tr>
+        <w:tc>
+          <w:tcPr>
+            <w:tcW w:type="dxa" w:w="2160"/>
+          </w:tcPr>
+          <w:p>
+            <w:r>
+              <w:t>华泰通安传媒有限公司</w:t>
+            </w:r>
+          </w:p>
+        </w:tc>
+        <w:tc>
+          <w:tcPr>
+            <w:tcW w:type="dxa" w:w="2160"/>
+          </w:tcPr>
+          <w:p>
+            <w:r>
+              <w:t>消费科技</w:t>
+            </w:r>
+          </w:p>
+        </w:tc>
+        <w:tc>
+          <w:tcPr>
+            <w:tcW w:type="dxa" w:w="2160"/>
+          </w:tcPr>
+          <w:p>
+            <w:r>
+              <w:t>698亿</w:t>
+            </w:r>
+          </w:p>
+        </w:tc>
+        <w:tc>
+          <w:tcPr>
+            <w:tcW w:type="dxa" w:w="2160"/>
+          </w:tcPr>
+          <w:p>
+            <w:r>
+              <w:t>10%</w:t>
+            </w:r>
+          </w:p>
+        </w:tc>
+      </w:tr>
+      <w:tr>
+        <w:tc>
+          <w:tcPr>
+            <w:tcW w:type="dxa" w:w="2160"/>
+          </w:tcPr>
+          <w:p>
+            <w:r>
+              <w:t>联软网络有限公司</w:t>
+            </w:r>
+          </w:p>
+        </w:tc>
+        <w:tc>
+          <w:tcPr>
+            <w:tcW w:type="dxa" w:w="2160"/>
+          </w:tcPr>
+          <w:p>
+            <w:r>
+              <w:t>半导体</w:t>
+            </w:r>
+          </w:p>
+        </w:tc>
+        <w:tc>
+          <w:tcPr>
+            <w:tcW w:type="dxa" w:w="2160"/>
+          </w:tcPr>
+          <w:p>
+            <w:r>
+              <w:t>625亿</w:t>
+            </w:r>
+          </w:p>
+        </w:tc>
+        <w:tc>
+          <w:tcPr>
+            <w:tcW w:type="dxa" w:w="2160"/>
+          </w:tcPr>
+          <w:p>
+            <w:r>
+              <w:t>11%</w:t>
+            </w:r>
+          </w:p>
+        </w:tc>
+      </w:tr>
+      <w:tr>
+        <w:tc>
+          <w:tcPr>
+            <w:tcW w:type="dxa" w:w="2160"/>
+          </w:tcPr>
+          <w:p>
+            <w:r>
+              <w:t>联软网络有限公司</w:t>
+            </w:r>
+          </w:p>
+        </w:tc>
+        <w:tc>
+          <w:tcPr>
+            <w:tcW w:type="dxa" w:w="2160"/>
+          </w:tcPr>
+          <w:p>
+            <w:r>
+              <w:t>半导体</w:t>
+            </w:r>
+          </w:p>
+        </w:tc>
+        <w:tc>
+          <w:tcPr>
+            <w:tcW w:type="dxa" w:w="2160"/>
+          </w:tcPr>
+          <w:p>
+            <w:r>
+              <w:t>528亿</w:t>
+            </w:r>
+          </w:p>
+        </w:tc>
+        <w:tc>
+          <w:tcPr>
+            <w:tcW w:type="dxa" w:w="2160"/>
+          </w:tcPr>
+          <w:p>
+            <w:r>
+              <w:t>22%</w:t>
+            </w:r>
+          </w:p>
+        </w:tc>
+      </w:tr>
+      <w:tr>
+        <w:tc>
+          <w:tcPr>
+            <w:tcW w:type="dxa" w:w="2160"/>
+          </w:tcPr>
+          <w:p>
+            <w:r>
+              <w:t>九方传媒有限公司</w:t>
+            </w:r>
+          </w:p>
+        </w:tc>
+        <w:tc>
+          <w:tcPr>
+            <w:tcW w:type="dxa" w:w="2160"/>
+          </w:tcPr>
+          <w:p>
+            <w:r>
+              <w:t>医疗科技</w:t>
+            </w:r>
+          </w:p>
+        </w:tc>
+        <w:tc>
+          <w:tcPr>
+            <w:tcW w:type="dxa" w:w="2160"/>
+          </w:tcPr>
+          <w:p>
+            <w:r>
+              <w:t>125亿</w:t>
+            </w:r>
+          </w:p>
+        </w:tc>
+        <w:tc>
+          <w:tcPr>
+            <w:tcW w:type="dxa" w:w="2160"/>
+          </w:tcPr>
+          <w:p>
+            <w:r>
+              <w:t>29%</w:t>
+            </w:r>
+          </w:p>
+        </w:tc>
+      </w:tr>
+      <w:tr>
+        <w:tc>
+          <w:tcPr>
+            <w:tcW w:type="dxa" w:w="2160"/>
+          </w:tcPr>
+          <w:p>
+            <w:r>
+              <w:t>巨奥传媒有限公司</w:t>
+            </w:r>
+          </w:p>
+        </w:tc>
+        <w:tc>
+          <w:tcPr>
+            <w:tcW w:type="dxa" w:w="2160"/>
+          </w:tcPr>
+          <w:p>
+            <w:r>
+              <w:t>人工智能</w:t>
+            </w:r>
+          </w:p>
+        </w:tc>
+        <w:tc>
+          <w:tcPr>
+            <w:tcW w:type="dxa" w:w="2160"/>
+          </w:tcPr>
+          <w:p>
+            <w:r>
+              <w:t>149亿</w:t>
+            </w:r>
+          </w:p>
+        </w:tc>
+        <w:tc>
+          <w:tcPr>
+            <w:tcW w:type="dxa" w:w="2160"/>
+          </w:tcPr>
+          <w:p>
+            <w:r>
+              <w:t>5%</w:t>
+            </w:r>
+          </w:p>
+        </w:tc>
+      </w:tr>
+      <w:tr>
+        <w:tc>
+          <w:tcPr>
+            <w:tcW w:type="dxa" w:w="2160"/>
+          </w:tcPr>
+          <w:p>
+            <w:r>
+              <w:t>飞海科技传媒有限公司</w:t>
+            </w:r>
+          </w:p>
+        </w:tc>
+        <w:tc>
+          <w:tcPr>
+            <w:tcW w:type="dxa" w:w="2160"/>
+          </w:tcPr>
+          <w:p>
+            <w:r>
+              <w:t>消费科技</w:t>
+            </w:r>
+          </w:p>
+        </w:tc>
+        <w:tc>
+          <w:tcPr>
+            <w:tcW w:type="dxa" w:w="2160"/>
+          </w:tcPr>
+          <w:p>
+            <w:r>
+              <w:t>521亿</w:t>
+            </w:r>
+          </w:p>
+        </w:tc>
+        <w:tc>
+          <w:tcPr>
+            <w:tcW w:type="dxa" w:w="2160"/>
+          </w:tcPr>
+          <w:p>
+            <w:r>
+              <w:t>14%</w:t>
+            </w:r>
+          </w:p>
+        </w:tc>
+      </w:tr>
+      <w:tr>
+        <w:tc>
+          <w:tcPr>
+            <w:tcW w:type="dxa" w:w="2160"/>
+          </w:tcPr>
+          <w:p>
+            <w:r>
+              <w:t>昊嘉科技有限公司</w:t>
+            </w:r>
+          </w:p>
+        </w:tc>
+        <w:tc>
+          <w:tcPr>
+            <w:tcW w:type="dxa" w:w="2160"/>
+          </w:tcPr>
+          <w:p>
+            <w:r>
+              <w:t>医疗科技</w:t>
+            </w:r>
+          </w:p>
+        </w:tc>
+        <w:tc>
+          <w:tcPr>
+            <w:tcW w:type="dxa" w:w="2160"/>
+          </w:tcPr>
+          <w:p>
+            <w:r>
+              <w:t>397亿</w:t>
+            </w:r>
+          </w:p>
+        </w:tc>
+        <w:tc>
+          <w:tcPr>
+            <w:tcW w:type="dxa" w:w="2160"/>
+          </w:tcPr>
+          <w:p>
+            <w:r>
+              <w:t>11%</w:t>
+            </w:r>
+          </w:p>
+        </w:tc>
+      </w:tr>
+      <w:tr>
+        <w:tc>
+          <w:tcPr>
+            <w:tcW w:type="dxa" w:w="2160"/>
+          </w:tcPr>
+          <w:p>
+            <w:r>
+              <w:t>昂歌信息信息有限公司</w:t>
+            </w:r>
+          </w:p>
+        </w:tc>
+        <w:tc>
+          <w:tcPr>
+            <w:tcW w:type="dxa" w:w="2160"/>
+          </w:tcPr>
+          <w:p>
+            <w:r>
+              <w:t>消费科技</w:t>
+            </w:r>
+          </w:p>
+        </w:tc>
+        <w:tc>
+          <w:tcPr>
+            <w:tcW w:type="dxa" w:w="2160"/>
+          </w:tcPr>
+          <w:p>
+            <w:r>
+              <w:t>219亿</w:t>
             </w:r>
           </w:p>
         </w:tc>
@@ -3915,6 +2195,1740 @@
           <w:p>
             <w:r>
               <w:t>24%</w:t>
+            </w:r>
+          </w:p>
+        </w:tc>
+      </w:tr>
+      <w:tr>
+        <w:tc>
+          <w:tcPr>
+            <w:tcW w:type="dxa" w:w="2160"/>
+          </w:tcPr>
+          <w:p>
+            <w:r>
+              <w:t>明腾传媒有限公司</w:t>
+            </w:r>
+          </w:p>
+        </w:tc>
+        <w:tc>
+          <w:tcPr>
+            <w:tcW w:type="dxa" w:w="2160"/>
+          </w:tcPr>
+          <w:p>
+            <w:r>
+              <w:t>人工智能</w:t>
+            </w:r>
+          </w:p>
+        </w:tc>
+        <w:tc>
+          <w:tcPr>
+            <w:tcW w:type="dxa" w:w="2160"/>
+          </w:tcPr>
+          <w:p>
+            <w:r>
+              <w:t>541亿</w:t>
+            </w:r>
+          </w:p>
+        </w:tc>
+        <w:tc>
+          <w:tcPr>
+            <w:tcW w:type="dxa" w:w="2160"/>
+          </w:tcPr>
+          <w:p>
+            <w:r>
+              <w:t>12%</w:t>
+            </w:r>
+          </w:p>
+        </w:tc>
+      </w:tr>
+      <w:tr>
+        <w:tc>
+          <w:tcPr>
+            <w:tcW w:type="dxa" w:w="2160"/>
+          </w:tcPr>
+          <w:p>
+            <w:r>
+              <w:t>联通时科传媒有限公司</w:t>
+            </w:r>
+          </w:p>
+        </w:tc>
+        <w:tc>
+          <w:tcPr>
+            <w:tcW w:type="dxa" w:w="2160"/>
+          </w:tcPr>
+          <w:p>
+            <w:r>
+              <w:t>消费科技</w:t>
+            </w:r>
+          </w:p>
+        </w:tc>
+        <w:tc>
+          <w:tcPr>
+            <w:tcW w:type="dxa" w:w="2160"/>
+          </w:tcPr>
+          <w:p>
+            <w:r>
+              <w:t>310亿</w:t>
+            </w:r>
+          </w:p>
+        </w:tc>
+        <w:tc>
+          <w:tcPr>
+            <w:tcW w:type="dxa" w:w="2160"/>
+          </w:tcPr>
+          <w:p>
+            <w:r>
+              <w:t>17%</w:t>
+            </w:r>
+          </w:p>
+        </w:tc>
+      </w:tr>
+      <w:tr>
+        <w:tc>
+          <w:tcPr>
+            <w:tcW w:type="dxa" w:w="2160"/>
+          </w:tcPr>
+          <w:p>
+            <w:r>
+              <w:t>通际名联网络有限公司</w:t>
+            </w:r>
+          </w:p>
+        </w:tc>
+        <w:tc>
+          <w:tcPr>
+            <w:tcW w:type="dxa" w:w="2160"/>
+          </w:tcPr>
+          <w:p>
+            <w:r>
+              <w:t>机器人</w:t>
+            </w:r>
+          </w:p>
+        </w:tc>
+        <w:tc>
+          <w:tcPr>
+            <w:tcW w:type="dxa" w:w="2160"/>
+          </w:tcPr>
+          <w:p>
+            <w:r>
+              <w:t>120亿</w:t>
+            </w:r>
+          </w:p>
+        </w:tc>
+        <w:tc>
+          <w:tcPr>
+            <w:tcW w:type="dxa" w:w="2160"/>
+          </w:tcPr>
+          <w:p>
+            <w:r>
+              <w:t>30%</w:t>
+            </w:r>
+          </w:p>
+        </w:tc>
+      </w:tr>
+      <w:tr>
+        <w:tc>
+          <w:tcPr>
+            <w:tcW w:type="dxa" w:w="2160"/>
+          </w:tcPr>
+          <w:p>
+            <w:r>
+              <w:t>信诚致远网络有限公司</w:t>
+            </w:r>
+          </w:p>
+        </w:tc>
+        <w:tc>
+          <w:tcPr>
+            <w:tcW w:type="dxa" w:w="2160"/>
+          </w:tcPr>
+          <w:p>
+            <w:r>
+              <w:t>半导体</w:t>
+            </w:r>
+          </w:p>
+        </w:tc>
+        <w:tc>
+          <w:tcPr>
+            <w:tcW w:type="dxa" w:w="2160"/>
+          </w:tcPr>
+          <w:p>
+            <w:r>
+              <w:t>350亿</w:t>
+            </w:r>
+          </w:p>
+        </w:tc>
+        <w:tc>
+          <w:tcPr>
+            <w:tcW w:type="dxa" w:w="2160"/>
+          </w:tcPr>
+          <w:p>
+            <w:r>
+              <w:t>26%</w:t>
+            </w:r>
+          </w:p>
+        </w:tc>
+      </w:tr>
+    </w:tbl>
+    <w:p>
+      <w:pPr>
+        <w:pStyle w:val="Heading1"/>
+      </w:pPr>
+      <w:r>
+        <w:t>行业分析 4</w:t>
+      </w:r>
+    </w:p>
+    <w:p>
+      <w:r>
+        <w:br/>
+        <w:t>华辰资本旗下的 HC Energy Transition Fund 在最近的资产配置会议中</w:t>
+        <w:br/>
+        <w:t>讨论了 人工智能 行业的投资机会，并对 巨奥传媒有限公司</w:t>
+        <w:br/>
+        <w:t>进行了重点评估。</w:t>
+        <w:br/>
+      </w:r>
+    </w:p>
+    <w:p>
+      <w:r>
+        <w:br/>
+        <w:t>从产业链角度看，云计算 行业主要由上游设备厂商、</w:t>
+        <w:br/>
+        <w:t>中游平台企业以及下游应用厂商组成。</w:t>
+        <w:br/>
+        <w:t>佳禾传媒有限公司 主要位于产业链的 上游 环节。</w:t>
+        <w:br/>
+      </w:r>
+    </w:p>
+    <w:p>
+      <w:r>
+        <w:br/>
+        <w:t>从产业链角度看，机器人 行业主要由上游设备厂商、</w:t>
+        <w:br/>
+        <w:t>中游平台企业以及下游应用厂商组成。</w:t>
+        <w:br/>
+        <w:t>图龙信息传媒有限公司 主要位于产业链的 中游 环节。</w:t>
+        <w:br/>
+      </w:r>
+    </w:p>
+    <w:p>
+      <w:r>
+        <w:br/>
+        <w:t>从产业链角度看，云计算 行业主要由上游设备厂商、</w:t>
+        <w:br/>
+        <w:t>中游平台企业以及下游应用厂商组成。</w:t>
+        <w:br/>
+        <w:t>良诺科技有限公司 主要位于产业链的 上游 环节。</w:t>
+        <w:br/>
+      </w:r>
+    </w:p>
+    <w:p>
+      <w:r>
+        <w:br/>
+        <w:t>从产业链角度看，半导体 行业主要由上游设备厂商、</w:t>
+        <w:br/>
+        <w:t>中游平台企业以及下游应用厂商组成。</w:t>
+        <w:br/>
+        <w:t>中建创业科技有限公司 主要位于产业链的 下游 环节。</w:t>
+        <w:br/>
+      </w:r>
+    </w:p>
+    <w:p>
+      <w:r>
+        <w:br/>
+        <w:t>华辰资本旗下的 HC Quant Arbitrage Fund 在最近的资产配置会议中</w:t>
+        <w:br/>
+        <w:t>讨论了 云计算 行业的投资机会，并对 创联世纪信息有限公司</w:t>
+        <w:br/>
+        <w:t>进行了重点评估。</w:t>
+        <w:br/>
+      </w:r>
+    </w:p>
+    <w:p>
+      <w:r>
+        <w:br/>
+        <w:t>从产业链角度看，人工智能 行业主要由上游设备厂商、</w:t>
+        <w:br/>
+        <w:t>中游平台企业以及下游应用厂商组成。</w:t>
+        <w:br/>
+        <w:t>飞利信科技有限公司 主要位于产业链的 下游 环节。</w:t>
+        <w:br/>
+      </w:r>
+    </w:p>
+    <w:p>
+      <w:r>
+        <w:br/>
+        <w:t>昊嘉科技有限公司 是中国 医疗科技 行业的重要企业之一。</w:t>
+        <w:br/>
+        <w:t>根据华辰资本 量化研究部 的研究，该公司成立于 2006 年，</w:t>
+        <w:br/>
+        <w:t>目前员工规模约 7977 人。公司近年来持续加大研发投入，</w:t>
+        <w:br/>
+        <w:t>在核心技术方面形成了较强的竞争壁垒。</w:t>
+        <w:br/>
+      </w:r>
+    </w:p>
+    <w:tbl>
+      <w:tblPr>
+        <w:tblW w:type="auto" w:w="0"/>
+        <w:tblLook w:firstColumn="1" w:firstRow="1" w:lastColumn="0" w:lastRow="0" w:noHBand="0" w:noVBand="1" w:val="04A0"/>
+      </w:tblPr>
+      <w:tblGrid>
+        <w:gridCol w:w="2160"/>
+        <w:gridCol w:w="2160"/>
+        <w:gridCol w:w="2160"/>
+        <w:gridCol w:w="2160"/>
+      </w:tblGrid>
+      <w:tr>
+        <w:tc>
+          <w:tcPr>
+            <w:tcW w:type="dxa" w:w="2160"/>
+          </w:tcPr>
+          <w:p>
+            <w:r>
+              <w:t>公司</w:t>
+            </w:r>
+          </w:p>
+        </w:tc>
+        <w:tc>
+          <w:tcPr>
+            <w:tcW w:type="dxa" w:w="2160"/>
+          </w:tcPr>
+          <w:p>
+            <w:r>
+              <w:t>行业</w:t>
+            </w:r>
+          </w:p>
+        </w:tc>
+        <w:tc>
+          <w:tcPr>
+            <w:tcW w:type="dxa" w:w="2160"/>
+          </w:tcPr>
+          <w:p>
+            <w:r>
+              <w:t>市值</w:t>
+            </w:r>
+          </w:p>
+        </w:tc>
+        <w:tc>
+          <w:tcPr>
+            <w:tcW w:type="dxa" w:w="2160"/>
+          </w:tcPr>
+          <w:p>
+            <w:r>
+              <w:t>增长率</w:t>
+            </w:r>
+          </w:p>
+        </w:tc>
+      </w:tr>
+      <w:tr>
+        <w:tc>
+          <w:tcPr>
+            <w:tcW w:type="dxa" w:w="2160"/>
+          </w:tcPr>
+          <w:p>
+            <w:r>
+              <w:t>佳禾传媒有限公司</w:t>
+            </w:r>
+          </w:p>
+        </w:tc>
+        <w:tc>
+          <w:tcPr>
+            <w:tcW w:type="dxa" w:w="2160"/>
+          </w:tcPr>
+          <w:p>
+            <w:r>
+              <w:t>云计算</w:t>
+            </w:r>
+          </w:p>
+        </w:tc>
+        <w:tc>
+          <w:tcPr>
+            <w:tcW w:type="dxa" w:w="2160"/>
+          </w:tcPr>
+          <w:p>
+            <w:r>
+              <w:t>309亿</w:t>
+            </w:r>
+          </w:p>
+        </w:tc>
+        <w:tc>
+          <w:tcPr>
+            <w:tcW w:type="dxa" w:w="2160"/>
+          </w:tcPr>
+          <w:p>
+            <w:r>
+              <w:t>9%</w:t>
+            </w:r>
+          </w:p>
+        </w:tc>
+      </w:tr>
+      <w:tr>
+        <w:tc>
+          <w:tcPr>
+            <w:tcW w:type="dxa" w:w="2160"/>
+          </w:tcPr>
+          <w:p>
+            <w:r>
+              <w:t>联软科技有限公司</w:t>
+            </w:r>
+          </w:p>
+        </w:tc>
+        <w:tc>
+          <w:tcPr>
+            <w:tcW w:type="dxa" w:w="2160"/>
+          </w:tcPr>
+          <w:p>
+            <w:r>
+              <w:t>消费科技</w:t>
+            </w:r>
+          </w:p>
+        </w:tc>
+        <w:tc>
+          <w:tcPr>
+            <w:tcW w:type="dxa" w:w="2160"/>
+          </w:tcPr>
+          <w:p>
+            <w:r>
+              <w:t>446亿</w:t>
+            </w:r>
+          </w:p>
+        </w:tc>
+        <w:tc>
+          <w:tcPr>
+            <w:tcW w:type="dxa" w:w="2160"/>
+          </w:tcPr>
+          <w:p>
+            <w:r>
+              <w:t>28%</w:t>
+            </w:r>
+          </w:p>
+        </w:tc>
+      </w:tr>
+      <w:tr>
+        <w:tc>
+          <w:tcPr>
+            <w:tcW w:type="dxa" w:w="2160"/>
+          </w:tcPr>
+          <w:p>
+            <w:r>
+              <w:t>迪摩信息有限公司</w:t>
+            </w:r>
+          </w:p>
+        </w:tc>
+        <w:tc>
+          <w:tcPr>
+            <w:tcW w:type="dxa" w:w="2160"/>
+          </w:tcPr>
+          <w:p>
+            <w:r>
+              <w:t>医疗科技</w:t>
+            </w:r>
+          </w:p>
+        </w:tc>
+        <w:tc>
+          <w:tcPr>
+            <w:tcW w:type="dxa" w:w="2160"/>
+          </w:tcPr>
+          <w:p>
+            <w:r>
+              <w:t>151亿</w:t>
+            </w:r>
+          </w:p>
+        </w:tc>
+        <w:tc>
+          <w:tcPr>
+            <w:tcW w:type="dxa" w:w="2160"/>
+          </w:tcPr>
+          <w:p>
+            <w:r>
+              <w:t>10%</w:t>
+            </w:r>
+          </w:p>
+        </w:tc>
+      </w:tr>
+      <w:tr>
+        <w:tc>
+          <w:tcPr>
+            <w:tcW w:type="dxa" w:w="2160"/>
+          </w:tcPr>
+          <w:p>
+            <w:r>
+              <w:t>富罳网络有限公司</w:t>
+            </w:r>
+          </w:p>
+        </w:tc>
+        <w:tc>
+          <w:tcPr>
+            <w:tcW w:type="dxa" w:w="2160"/>
+          </w:tcPr>
+          <w:p>
+            <w:r>
+              <w:t>新能源</w:t>
+            </w:r>
+          </w:p>
+        </w:tc>
+        <w:tc>
+          <w:tcPr>
+            <w:tcW w:type="dxa" w:w="2160"/>
+          </w:tcPr>
+          <w:p>
+            <w:r>
+              <w:t>194亿</w:t>
+            </w:r>
+          </w:p>
+        </w:tc>
+        <w:tc>
+          <w:tcPr>
+            <w:tcW w:type="dxa" w:w="2160"/>
+          </w:tcPr>
+          <w:p>
+            <w:r>
+              <w:t>16%</w:t>
+            </w:r>
+          </w:p>
+        </w:tc>
+      </w:tr>
+      <w:tr>
+        <w:tc>
+          <w:tcPr>
+            <w:tcW w:type="dxa" w:w="2160"/>
+          </w:tcPr>
+          <w:p>
+            <w:r>
+              <w:t>天开科技有限公司</w:t>
+            </w:r>
+          </w:p>
+        </w:tc>
+        <w:tc>
+          <w:tcPr>
+            <w:tcW w:type="dxa" w:w="2160"/>
+          </w:tcPr>
+          <w:p>
+            <w:r>
+              <w:t>消费科技</w:t>
+            </w:r>
+          </w:p>
+        </w:tc>
+        <w:tc>
+          <w:tcPr>
+            <w:tcW w:type="dxa" w:w="2160"/>
+          </w:tcPr>
+          <w:p>
+            <w:r>
+              <w:t>466亿</w:t>
+            </w:r>
+          </w:p>
+        </w:tc>
+        <w:tc>
+          <w:tcPr>
+            <w:tcW w:type="dxa" w:w="2160"/>
+          </w:tcPr>
+          <w:p>
+            <w:r>
+              <w:t>23%</w:t>
+            </w:r>
+          </w:p>
+        </w:tc>
+      </w:tr>
+      <w:tr>
+        <w:tc>
+          <w:tcPr>
+            <w:tcW w:type="dxa" w:w="2160"/>
+          </w:tcPr>
+          <w:p>
+            <w:r>
+              <w:t>惠派国际公司科技有限公司</w:t>
+            </w:r>
+          </w:p>
+        </w:tc>
+        <w:tc>
+          <w:tcPr>
+            <w:tcW w:type="dxa" w:w="2160"/>
+          </w:tcPr>
+          <w:p>
+            <w:r>
+              <w:t>人工智能</w:t>
+            </w:r>
+          </w:p>
+        </w:tc>
+        <w:tc>
+          <w:tcPr>
+            <w:tcW w:type="dxa" w:w="2160"/>
+          </w:tcPr>
+          <w:p>
+            <w:r>
+              <w:t>737亿</w:t>
+            </w:r>
+          </w:p>
+        </w:tc>
+        <w:tc>
+          <w:tcPr>
+            <w:tcW w:type="dxa" w:w="2160"/>
+          </w:tcPr>
+          <w:p>
+            <w:r>
+              <w:t>9%</w:t>
+            </w:r>
+          </w:p>
+        </w:tc>
+      </w:tr>
+      <w:tr>
+        <w:tc>
+          <w:tcPr>
+            <w:tcW w:type="dxa" w:w="2160"/>
+          </w:tcPr>
+          <w:p>
+            <w:r>
+              <w:t>中建创业科技有限公司</w:t>
+            </w:r>
+          </w:p>
+        </w:tc>
+        <w:tc>
+          <w:tcPr>
+            <w:tcW w:type="dxa" w:w="2160"/>
+          </w:tcPr>
+          <w:p>
+            <w:r>
+              <w:t>半导体</w:t>
+            </w:r>
+          </w:p>
+        </w:tc>
+        <w:tc>
+          <w:tcPr>
+            <w:tcW w:type="dxa" w:w="2160"/>
+          </w:tcPr>
+          <w:p>
+            <w:r>
+              <w:t>788亿</w:t>
+            </w:r>
+          </w:p>
+        </w:tc>
+        <w:tc>
+          <w:tcPr>
+            <w:tcW w:type="dxa" w:w="2160"/>
+          </w:tcPr>
+          <w:p>
+            <w:r>
+              <w:t>9%</w:t>
+            </w:r>
+          </w:p>
+        </w:tc>
+      </w:tr>
+      <w:tr>
+        <w:tc>
+          <w:tcPr>
+            <w:tcW w:type="dxa" w:w="2160"/>
+          </w:tcPr>
+          <w:p>
+            <w:r>
+              <w:t>华泰通安传媒有限公司</w:t>
+            </w:r>
+          </w:p>
+        </w:tc>
+        <w:tc>
+          <w:tcPr>
+            <w:tcW w:type="dxa" w:w="2160"/>
+          </w:tcPr>
+          <w:p>
+            <w:r>
+              <w:t>消费科技</w:t>
+            </w:r>
+          </w:p>
+        </w:tc>
+        <w:tc>
+          <w:tcPr>
+            <w:tcW w:type="dxa" w:w="2160"/>
+          </w:tcPr>
+          <w:p>
+            <w:r>
+              <w:t>132亿</w:t>
+            </w:r>
+          </w:p>
+        </w:tc>
+        <w:tc>
+          <w:tcPr>
+            <w:tcW w:type="dxa" w:w="2160"/>
+          </w:tcPr>
+          <w:p>
+            <w:r>
+              <w:t>15%</w:t>
+            </w:r>
+          </w:p>
+        </w:tc>
+      </w:tr>
+      <w:tr>
+        <w:tc>
+          <w:tcPr>
+            <w:tcW w:type="dxa" w:w="2160"/>
+          </w:tcPr>
+          <w:p>
+            <w:r>
+              <w:t>良诺科技有限公司</w:t>
+            </w:r>
+          </w:p>
+        </w:tc>
+        <w:tc>
+          <w:tcPr>
+            <w:tcW w:type="dxa" w:w="2160"/>
+          </w:tcPr>
+          <w:p>
+            <w:r>
+              <w:t>云计算</w:t>
+            </w:r>
+          </w:p>
+        </w:tc>
+        <w:tc>
+          <w:tcPr>
+            <w:tcW w:type="dxa" w:w="2160"/>
+          </w:tcPr>
+          <w:p>
+            <w:r>
+              <w:t>490亿</w:t>
+            </w:r>
+          </w:p>
+        </w:tc>
+        <w:tc>
+          <w:tcPr>
+            <w:tcW w:type="dxa" w:w="2160"/>
+          </w:tcPr>
+          <w:p>
+            <w:r>
+              <w:t>8%</w:t>
+            </w:r>
+          </w:p>
+        </w:tc>
+      </w:tr>
+      <w:tr>
+        <w:tc>
+          <w:tcPr>
+            <w:tcW w:type="dxa" w:w="2160"/>
+          </w:tcPr>
+          <w:p>
+            <w:r>
+              <w:t>恩悌网络有限公司</w:t>
+            </w:r>
+          </w:p>
+        </w:tc>
+        <w:tc>
+          <w:tcPr>
+            <w:tcW w:type="dxa" w:w="2160"/>
+          </w:tcPr>
+          <w:p>
+            <w:r>
+              <w:t>新能源</w:t>
+            </w:r>
+          </w:p>
+        </w:tc>
+        <w:tc>
+          <w:tcPr>
+            <w:tcW w:type="dxa" w:w="2160"/>
+          </w:tcPr>
+          <w:p>
+            <w:r>
+              <w:t>414亿</w:t>
+            </w:r>
+          </w:p>
+        </w:tc>
+        <w:tc>
+          <w:tcPr>
+            <w:tcW w:type="dxa" w:w="2160"/>
+          </w:tcPr>
+          <w:p>
+            <w:r>
+              <w:t>23%</w:t>
+            </w:r>
+          </w:p>
+        </w:tc>
+      </w:tr>
+      <w:tr>
+        <w:tc>
+          <w:tcPr>
+            <w:tcW w:type="dxa" w:w="2160"/>
+          </w:tcPr>
+          <w:p>
+            <w:r>
+              <w:t>华成育卓传媒有限公司</w:t>
+            </w:r>
+          </w:p>
+        </w:tc>
+        <w:tc>
+          <w:tcPr>
+            <w:tcW w:type="dxa" w:w="2160"/>
+          </w:tcPr>
+          <w:p>
+            <w:r>
+              <w:t>人工智能</w:t>
+            </w:r>
+          </w:p>
+        </w:tc>
+        <w:tc>
+          <w:tcPr>
+            <w:tcW w:type="dxa" w:w="2160"/>
+          </w:tcPr>
+          <w:p>
+            <w:r>
+              <w:t>799亿</w:t>
+            </w:r>
+          </w:p>
+        </w:tc>
+        <w:tc>
+          <w:tcPr>
+            <w:tcW w:type="dxa" w:w="2160"/>
+          </w:tcPr>
+          <w:p>
+            <w:r>
+              <w:t>5%</w:t>
+            </w:r>
+          </w:p>
+        </w:tc>
+      </w:tr>
+      <w:tr>
+        <w:tc>
+          <w:tcPr>
+            <w:tcW w:type="dxa" w:w="2160"/>
+          </w:tcPr>
+          <w:p>
+            <w:r>
+              <w:t>戴硕电子网络有限公司</w:t>
+            </w:r>
+          </w:p>
+        </w:tc>
+        <w:tc>
+          <w:tcPr>
+            <w:tcW w:type="dxa" w:w="2160"/>
+          </w:tcPr>
+          <w:p>
+            <w:r>
+              <w:t>新能源</w:t>
+            </w:r>
+          </w:p>
+        </w:tc>
+        <w:tc>
+          <w:tcPr>
+            <w:tcW w:type="dxa" w:w="2160"/>
+          </w:tcPr>
+          <w:p>
+            <w:r>
+              <w:t>295亿</w:t>
+            </w:r>
+          </w:p>
+        </w:tc>
+        <w:tc>
+          <w:tcPr>
+            <w:tcW w:type="dxa" w:w="2160"/>
+          </w:tcPr>
+          <w:p>
+            <w:r>
+              <w:t>27%</w:t>
+            </w:r>
+          </w:p>
+        </w:tc>
+      </w:tr>
+      <w:tr>
+        <w:tc>
+          <w:tcPr>
+            <w:tcW w:type="dxa" w:w="2160"/>
+          </w:tcPr>
+          <w:p>
+            <w:r>
+              <w:t>迪摩信息有限公司</w:t>
+            </w:r>
+          </w:p>
+        </w:tc>
+        <w:tc>
+          <w:tcPr>
+            <w:tcW w:type="dxa" w:w="2160"/>
+          </w:tcPr>
+          <w:p>
+            <w:r>
+              <w:t>医疗科技</w:t>
+            </w:r>
+          </w:p>
+        </w:tc>
+        <w:tc>
+          <w:tcPr>
+            <w:tcW w:type="dxa" w:w="2160"/>
+          </w:tcPr>
+          <w:p>
+            <w:r>
+              <w:t>315亿</w:t>
+            </w:r>
+          </w:p>
+        </w:tc>
+        <w:tc>
+          <w:tcPr>
+            <w:tcW w:type="dxa" w:w="2160"/>
+          </w:tcPr>
+          <w:p>
+            <w:r>
+              <w:t>17%</w:t>
+            </w:r>
+          </w:p>
+        </w:tc>
+      </w:tr>
+      <w:tr>
+        <w:tc>
+          <w:tcPr>
+            <w:tcW w:type="dxa" w:w="2160"/>
+          </w:tcPr>
+          <w:p>
+            <w:r>
+              <w:t>雨林木风计算机科技有限公司</w:t>
+            </w:r>
+          </w:p>
+        </w:tc>
+        <w:tc>
+          <w:tcPr>
+            <w:tcW w:type="dxa" w:w="2160"/>
+          </w:tcPr>
+          <w:p>
+            <w:r>
+              <w:t>半导体</w:t>
+            </w:r>
+          </w:p>
+        </w:tc>
+        <w:tc>
+          <w:tcPr>
+            <w:tcW w:type="dxa" w:w="2160"/>
+          </w:tcPr>
+          <w:p>
+            <w:r>
+              <w:t>186亿</w:t>
+            </w:r>
+          </w:p>
+        </w:tc>
+        <w:tc>
+          <w:tcPr>
+            <w:tcW w:type="dxa" w:w="2160"/>
+          </w:tcPr>
+          <w:p>
+            <w:r>
+              <w:t>12%</w:t>
+            </w:r>
+          </w:p>
+        </w:tc>
+      </w:tr>
+      <w:tr>
+        <w:tc>
+          <w:tcPr>
+            <w:tcW w:type="dxa" w:w="2160"/>
+          </w:tcPr>
+          <w:p>
+            <w:r>
+              <w:t>艾提科信科技有限公司</w:t>
+            </w:r>
+          </w:p>
+        </w:tc>
+        <w:tc>
+          <w:tcPr>
+            <w:tcW w:type="dxa" w:w="2160"/>
+          </w:tcPr>
+          <w:p>
+            <w:r>
+              <w:t>云计算</w:t>
+            </w:r>
+          </w:p>
+        </w:tc>
+        <w:tc>
+          <w:tcPr>
+            <w:tcW w:type="dxa" w:w="2160"/>
+          </w:tcPr>
+          <w:p>
+            <w:r>
+              <w:t>323亿</w:t>
+            </w:r>
+          </w:p>
+        </w:tc>
+        <w:tc>
+          <w:tcPr>
+            <w:tcW w:type="dxa" w:w="2160"/>
+          </w:tcPr>
+          <w:p>
+            <w:r>
+              <w:t>9%</w:t>
+            </w:r>
+          </w:p>
+        </w:tc>
+      </w:tr>
+    </w:tbl>
+    <w:p>
+      <w:pPr>
+        <w:pStyle w:val="Heading1"/>
+      </w:pPr>
+      <w:r>
+        <w:t>行业分析 5</w:t>
+      </w:r>
+    </w:p>
+    <w:p>
+      <w:r>
+        <w:br/>
+        <w:t>雨林木风计算机科技有限公司 是中国 半导体 行业的重要企业之一。</w:t>
+        <w:br/>
+        <w:t>根据华辰资本 量化研究部 的研究，该公司成立于 2007 年，</w:t>
+        <w:br/>
+        <w:t>目前员工规模约 7826 人。公司近年来持续加大研发投入，</w:t>
+        <w:br/>
+        <w:t>在核心技术方面形成了较强的竞争壁垒。</w:t>
+        <w:br/>
+      </w:r>
+    </w:p>
+    <w:p>
+      <w:r>
+        <w:br/>
+        <w:t>从产业链角度看，消费科技 行业主要由上游设备厂商、</w:t>
+        <w:br/>
+        <w:t>中游平台企业以及下游应用厂商组成。</w:t>
+        <w:br/>
+        <w:t>昂歌信息信息有限公司 主要位于产业链的 下游 环节。</w:t>
+        <w:br/>
+      </w:r>
+    </w:p>
+    <w:p>
+      <w:r>
+        <w:br/>
+        <w:t>华泰通安传媒有限公司 是中国 消费科技 行业的重要企业之一。</w:t>
+        <w:br/>
+        <w:t>根据华辰资本 资产配置委员会 的研究，该公司成立于 2006 年，</w:t>
+        <w:br/>
+        <w:t>目前员工规模约 1155 人。公司近年来持续加大研发投入，</w:t>
+        <w:br/>
+        <w:t>在核心技术方面形成了较强的竞争壁垒。</w:t>
+        <w:br/>
+      </w:r>
+    </w:p>
+    <w:p>
+      <w:r>
+        <w:br/>
+        <w:t>风险管理部认为，半导体 行业仍然面临若干</w:t>
+        <w:br/>
+        <w:t>不确定性因素，包括技术迭代风险、政策变化、</w:t>
+        <w:br/>
+        <w:t>以及市场竞争加剧等问题。</w:t>
+        <w:br/>
+      </w:r>
+    </w:p>
+    <w:p>
+      <w:r>
+        <w:br/>
+        <w:t>华辰资本旗下的 HC Global Macro Fund 在最近的资产配置会议中</w:t>
+        <w:br/>
+        <w:t>讨论了 新能源 行业的投资机会，并对 戴硕电子网络有限公司</w:t>
+        <w:br/>
+        <w:t>进行了重点评估。</w:t>
+        <w:br/>
+      </w:r>
+    </w:p>
+    <w:p>
+      <w:r>
+        <w:br/>
+        <w:t>从产业链角度看，人工智能 行业主要由上游设备厂商、</w:t>
+        <w:br/>
+        <w:t>中游平台企业以及下游应用厂商组成。</w:t>
+        <w:br/>
+        <w:t>惠派国际公司科技有限公司 主要位于产业链的 下游 环节。</w:t>
+        <w:br/>
+      </w:r>
+    </w:p>
+    <w:p>
+      <w:r>
+        <w:br/>
+        <w:t>风险管理部认为，云计算 行业仍然面临若干</w:t>
+        <w:br/>
+        <w:t>不确定性因素，包括技术迭代风险、政策变化、</w:t>
+        <w:br/>
+        <w:t>以及市场竞争加剧等问题。</w:t>
+        <w:br/>
+      </w:r>
+    </w:p>
+    <w:p>
+      <w:r>
+        <w:br/>
+        <w:t>根据内部财务模型测算，泰麒麟网络有限公司 在未来三年</w:t>
+        <w:br/>
+        <w:t>收入复合增长率预计可达到 27% 左右。</w:t>
+        <w:br/>
+        <w:t>该预测基于行业需求增长以及公司产能扩张计划。</w:t>
+        <w:br/>
+      </w:r>
+    </w:p>
+    <w:tbl>
+      <w:tblPr>
+        <w:tblW w:type="auto" w:w="0"/>
+        <w:tblLook w:firstColumn="1" w:firstRow="1" w:lastColumn="0" w:lastRow="0" w:noHBand="0" w:noVBand="1" w:val="04A0"/>
+      </w:tblPr>
+      <w:tblGrid>
+        <w:gridCol w:w="2160"/>
+        <w:gridCol w:w="2160"/>
+        <w:gridCol w:w="2160"/>
+        <w:gridCol w:w="2160"/>
+      </w:tblGrid>
+      <w:tr>
+        <w:tc>
+          <w:tcPr>
+            <w:tcW w:type="dxa" w:w="2160"/>
+          </w:tcPr>
+          <w:p>
+            <w:r>
+              <w:t>公司</w:t>
+            </w:r>
+          </w:p>
+        </w:tc>
+        <w:tc>
+          <w:tcPr>
+            <w:tcW w:type="dxa" w:w="2160"/>
+          </w:tcPr>
+          <w:p>
+            <w:r>
+              <w:t>行业</w:t>
+            </w:r>
+          </w:p>
+        </w:tc>
+        <w:tc>
+          <w:tcPr>
+            <w:tcW w:type="dxa" w:w="2160"/>
+          </w:tcPr>
+          <w:p>
+            <w:r>
+              <w:t>市值</w:t>
+            </w:r>
+          </w:p>
+        </w:tc>
+        <w:tc>
+          <w:tcPr>
+            <w:tcW w:type="dxa" w:w="2160"/>
+          </w:tcPr>
+          <w:p>
+            <w:r>
+              <w:t>增长率</w:t>
+            </w:r>
+          </w:p>
+        </w:tc>
+      </w:tr>
+      <w:tr>
+        <w:tc>
+          <w:tcPr>
+            <w:tcW w:type="dxa" w:w="2160"/>
+          </w:tcPr>
+          <w:p>
+            <w:r>
+              <w:t>华泰通安传媒有限公司</w:t>
+            </w:r>
+          </w:p>
+        </w:tc>
+        <w:tc>
+          <w:tcPr>
+            <w:tcW w:type="dxa" w:w="2160"/>
+          </w:tcPr>
+          <w:p>
+            <w:r>
+              <w:t>消费科技</w:t>
+            </w:r>
+          </w:p>
+        </w:tc>
+        <w:tc>
+          <w:tcPr>
+            <w:tcW w:type="dxa" w:w="2160"/>
+          </w:tcPr>
+          <w:p>
+            <w:r>
+              <w:t>465亿</w:t>
+            </w:r>
+          </w:p>
+        </w:tc>
+        <w:tc>
+          <w:tcPr>
+            <w:tcW w:type="dxa" w:w="2160"/>
+          </w:tcPr>
+          <w:p>
+            <w:r>
+              <w:t>29%</w:t>
+            </w:r>
+          </w:p>
+        </w:tc>
+      </w:tr>
+      <w:tr>
+        <w:tc>
+          <w:tcPr>
+            <w:tcW w:type="dxa" w:w="2160"/>
+          </w:tcPr>
+          <w:p>
+            <w:r>
+              <w:t>华成育卓传媒有限公司</w:t>
+            </w:r>
+          </w:p>
+        </w:tc>
+        <w:tc>
+          <w:tcPr>
+            <w:tcW w:type="dxa" w:w="2160"/>
+          </w:tcPr>
+          <w:p>
+            <w:r>
+              <w:t>人工智能</w:t>
+            </w:r>
+          </w:p>
+        </w:tc>
+        <w:tc>
+          <w:tcPr>
+            <w:tcW w:type="dxa" w:w="2160"/>
+          </w:tcPr>
+          <w:p>
+            <w:r>
+              <w:t>608亿</w:t>
+            </w:r>
+          </w:p>
+        </w:tc>
+        <w:tc>
+          <w:tcPr>
+            <w:tcW w:type="dxa" w:w="2160"/>
+          </w:tcPr>
+          <w:p>
+            <w:r>
+              <w:t>13%</w:t>
+            </w:r>
+          </w:p>
+        </w:tc>
+      </w:tr>
+      <w:tr>
+        <w:tc>
+          <w:tcPr>
+            <w:tcW w:type="dxa" w:w="2160"/>
+          </w:tcPr>
+          <w:p>
+            <w:r>
+              <w:t>华成育卓传媒有限公司</w:t>
+            </w:r>
+          </w:p>
+        </w:tc>
+        <w:tc>
+          <w:tcPr>
+            <w:tcW w:type="dxa" w:w="2160"/>
+          </w:tcPr>
+          <w:p>
+            <w:r>
+              <w:t>人工智能</w:t>
+            </w:r>
+          </w:p>
+        </w:tc>
+        <w:tc>
+          <w:tcPr>
+            <w:tcW w:type="dxa" w:w="2160"/>
+          </w:tcPr>
+          <w:p>
+            <w:r>
+              <w:t>124亿</w:t>
+            </w:r>
+          </w:p>
+        </w:tc>
+        <w:tc>
+          <w:tcPr>
+            <w:tcW w:type="dxa" w:w="2160"/>
+          </w:tcPr>
+          <w:p>
+            <w:r>
+              <w:t>17%</w:t>
+            </w:r>
+          </w:p>
+        </w:tc>
+      </w:tr>
+      <w:tr>
+        <w:tc>
+          <w:tcPr>
+            <w:tcW w:type="dxa" w:w="2160"/>
+          </w:tcPr>
+          <w:p>
+            <w:r>
+              <w:t>富罳网络有限公司</w:t>
+            </w:r>
+          </w:p>
+        </w:tc>
+        <w:tc>
+          <w:tcPr>
+            <w:tcW w:type="dxa" w:w="2160"/>
+          </w:tcPr>
+          <w:p>
+            <w:r>
+              <w:t>新能源</w:t>
+            </w:r>
+          </w:p>
+        </w:tc>
+        <w:tc>
+          <w:tcPr>
+            <w:tcW w:type="dxa" w:w="2160"/>
+          </w:tcPr>
+          <w:p>
+            <w:r>
+              <w:t>536亿</w:t>
+            </w:r>
+          </w:p>
+        </w:tc>
+        <w:tc>
+          <w:tcPr>
+            <w:tcW w:type="dxa" w:w="2160"/>
+          </w:tcPr>
+          <w:p>
+            <w:r>
+              <w:t>24%</w:t>
+            </w:r>
+          </w:p>
+        </w:tc>
+      </w:tr>
+      <w:tr>
+        <w:tc>
+          <w:tcPr>
+            <w:tcW w:type="dxa" w:w="2160"/>
+          </w:tcPr>
+          <w:p>
+            <w:r>
+              <w:t>明腾传媒有限公司</w:t>
+            </w:r>
+          </w:p>
+        </w:tc>
+        <w:tc>
+          <w:tcPr>
+            <w:tcW w:type="dxa" w:w="2160"/>
+          </w:tcPr>
+          <w:p>
+            <w:r>
+              <w:t>人工智能</w:t>
+            </w:r>
+          </w:p>
+        </w:tc>
+        <w:tc>
+          <w:tcPr>
+            <w:tcW w:type="dxa" w:w="2160"/>
+          </w:tcPr>
+          <w:p>
+            <w:r>
+              <w:t>649亿</w:t>
+            </w:r>
+          </w:p>
+        </w:tc>
+        <w:tc>
+          <w:tcPr>
+            <w:tcW w:type="dxa" w:w="2160"/>
+          </w:tcPr>
+          <w:p>
+            <w:r>
+              <w:t>26%</w:t>
+            </w:r>
+          </w:p>
+        </w:tc>
+      </w:tr>
+      <w:tr>
+        <w:tc>
+          <w:tcPr>
+            <w:tcW w:type="dxa" w:w="2160"/>
+          </w:tcPr>
+          <w:p>
+            <w:r>
+              <w:t>创汇传媒有限公司</w:t>
+            </w:r>
+          </w:p>
+        </w:tc>
+        <w:tc>
+          <w:tcPr>
+            <w:tcW w:type="dxa" w:w="2160"/>
+          </w:tcPr>
+          <w:p>
+            <w:r>
+              <w:t>新能源</w:t>
+            </w:r>
+          </w:p>
+        </w:tc>
+        <w:tc>
+          <w:tcPr>
+            <w:tcW w:type="dxa" w:w="2160"/>
+          </w:tcPr>
+          <w:p>
+            <w:r>
+              <w:t>375亿</w:t>
+            </w:r>
+          </w:p>
+        </w:tc>
+        <w:tc>
+          <w:tcPr>
+            <w:tcW w:type="dxa" w:w="2160"/>
+          </w:tcPr>
+          <w:p>
+            <w:r>
+              <w:t>13%</w:t>
+            </w:r>
+          </w:p>
+        </w:tc>
+      </w:tr>
+      <w:tr>
+        <w:tc>
+          <w:tcPr>
+            <w:tcW w:type="dxa" w:w="2160"/>
+          </w:tcPr>
+          <w:p>
+            <w:r>
+              <w:t>飞海科技传媒有限公司</w:t>
+            </w:r>
+          </w:p>
+        </w:tc>
+        <w:tc>
+          <w:tcPr>
+            <w:tcW w:type="dxa" w:w="2160"/>
+          </w:tcPr>
+          <w:p>
+            <w:r>
+              <w:t>消费科技</w:t>
+            </w:r>
+          </w:p>
+        </w:tc>
+        <w:tc>
+          <w:tcPr>
+            <w:tcW w:type="dxa" w:w="2160"/>
+          </w:tcPr>
+          <w:p>
+            <w:r>
+              <w:t>723亿</w:t>
+            </w:r>
+          </w:p>
+        </w:tc>
+        <w:tc>
+          <w:tcPr>
+            <w:tcW w:type="dxa" w:w="2160"/>
+          </w:tcPr>
+          <w:p>
+            <w:r>
+              <w:t>28%</w:t>
+            </w:r>
+          </w:p>
+        </w:tc>
+      </w:tr>
+      <w:tr>
+        <w:tc>
+          <w:tcPr>
+            <w:tcW w:type="dxa" w:w="2160"/>
+          </w:tcPr>
+          <w:p>
+            <w:r>
+              <w:t>迪摩信息有限公司</w:t>
+            </w:r>
+          </w:p>
+        </w:tc>
+        <w:tc>
+          <w:tcPr>
+            <w:tcW w:type="dxa" w:w="2160"/>
+          </w:tcPr>
+          <w:p>
+            <w:r>
+              <w:t>医疗科技</w:t>
+            </w:r>
+          </w:p>
+        </w:tc>
+        <w:tc>
+          <w:tcPr>
+            <w:tcW w:type="dxa" w:w="2160"/>
+          </w:tcPr>
+          <w:p>
+            <w:r>
+              <w:t>464亿</w:t>
+            </w:r>
+          </w:p>
+        </w:tc>
+        <w:tc>
+          <w:tcPr>
+            <w:tcW w:type="dxa" w:w="2160"/>
+          </w:tcPr>
+          <w:p>
+            <w:r>
+              <w:t>12%</w:t>
+            </w:r>
+          </w:p>
+        </w:tc>
+      </w:tr>
+      <w:tr>
+        <w:tc>
+          <w:tcPr>
+            <w:tcW w:type="dxa" w:w="2160"/>
+          </w:tcPr>
+          <w:p>
+            <w:r>
+              <w:t>昂歌信息信息有限公司</w:t>
+            </w:r>
+          </w:p>
+        </w:tc>
+        <w:tc>
+          <w:tcPr>
+            <w:tcW w:type="dxa" w:w="2160"/>
+          </w:tcPr>
+          <w:p>
+            <w:r>
+              <w:t>消费科技</w:t>
+            </w:r>
+          </w:p>
+        </w:tc>
+        <w:tc>
+          <w:tcPr>
+            <w:tcW w:type="dxa" w:w="2160"/>
+          </w:tcPr>
+          <w:p>
+            <w:r>
+              <w:t>748亿</w:t>
+            </w:r>
+          </w:p>
+        </w:tc>
+        <w:tc>
+          <w:tcPr>
+            <w:tcW w:type="dxa" w:w="2160"/>
+          </w:tcPr>
+          <w:p>
+            <w:r>
+              <w:t>30%</w:t>
+            </w:r>
+          </w:p>
+        </w:tc>
+      </w:tr>
+      <w:tr>
+        <w:tc>
+          <w:tcPr>
+            <w:tcW w:type="dxa" w:w="2160"/>
+          </w:tcPr>
+          <w:p>
+            <w:r>
+              <w:t>九方传媒有限公司</w:t>
+            </w:r>
+          </w:p>
+        </w:tc>
+        <w:tc>
+          <w:tcPr>
+            <w:tcW w:type="dxa" w:w="2160"/>
+          </w:tcPr>
+          <w:p>
+            <w:r>
+              <w:t>医疗科技</w:t>
+            </w:r>
+          </w:p>
+        </w:tc>
+        <w:tc>
+          <w:tcPr>
+            <w:tcW w:type="dxa" w:w="2160"/>
+          </w:tcPr>
+          <w:p>
+            <w:r>
+              <w:t>419亿</w:t>
+            </w:r>
+          </w:p>
+        </w:tc>
+        <w:tc>
+          <w:tcPr>
+            <w:tcW w:type="dxa" w:w="2160"/>
+          </w:tcPr>
+          <w:p>
+            <w:r>
+              <w:t>17%</w:t>
+            </w:r>
+          </w:p>
+        </w:tc>
+      </w:tr>
+      <w:tr>
+        <w:tc>
+          <w:tcPr>
+            <w:tcW w:type="dxa" w:w="2160"/>
+          </w:tcPr>
+          <w:p>
+            <w:r>
+              <w:t>信诚致远网络有限公司</w:t>
+            </w:r>
+          </w:p>
+        </w:tc>
+        <w:tc>
+          <w:tcPr>
+            <w:tcW w:type="dxa" w:w="2160"/>
+          </w:tcPr>
+          <w:p>
+            <w:r>
+              <w:t>半导体</w:t>
+            </w:r>
+          </w:p>
+        </w:tc>
+        <w:tc>
+          <w:tcPr>
+            <w:tcW w:type="dxa" w:w="2160"/>
+          </w:tcPr>
+          <w:p>
+            <w:r>
+              <w:t>141亿</w:t>
+            </w:r>
+          </w:p>
+        </w:tc>
+        <w:tc>
+          <w:tcPr>
+            <w:tcW w:type="dxa" w:w="2160"/>
+          </w:tcPr>
+          <w:p>
+            <w:r>
+              <w:t>9%</w:t>
+            </w:r>
+          </w:p>
+        </w:tc>
+      </w:tr>
+      <w:tr>
+        <w:tc>
+          <w:tcPr>
+            <w:tcW w:type="dxa" w:w="2160"/>
+          </w:tcPr>
+          <w:p>
+            <w:r>
+              <w:t>华成育卓传媒有限公司</w:t>
+            </w:r>
+          </w:p>
+        </w:tc>
+        <w:tc>
+          <w:tcPr>
+            <w:tcW w:type="dxa" w:w="2160"/>
+          </w:tcPr>
+          <w:p>
+            <w:r>
+              <w:t>人工智能</w:t>
+            </w:r>
+          </w:p>
+        </w:tc>
+        <w:tc>
+          <w:tcPr>
+            <w:tcW w:type="dxa" w:w="2160"/>
+          </w:tcPr>
+          <w:p>
+            <w:r>
+              <w:t>294亿</w:t>
+            </w:r>
+          </w:p>
+        </w:tc>
+        <w:tc>
+          <w:tcPr>
+            <w:tcW w:type="dxa" w:w="2160"/>
+          </w:tcPr>
+          <w:p>
+            <w:r>
+              <w:t>12%</w:t>
+            </w:r>
+          </w:p>
+        </w:tc>
+      </w:tr>
+      <w:tr>
+        <w:tc>
+          <w:tcPr>
+            <w:tcW w:type="dxa" w:w="2160"/>
+          </w:tcPr>
+          <w:p>
+            <w:r>
+              <w:t>飞海科技传媒有限公司</w:t>
+            </w:r>
+          </w:p>
+        </w:tc>
+        <w:tc>
+          <w:tcPr>
+            <w:tcW w:type="dxa" w:w="2160"/>
+          </w:tcPr>
+          <w:p>
+            <w:r>
+              <w:t>消费科技</w:t>
+            </w:r>
+          </w:p>
+        </w:tc>
+        <w:tc>
+          <w:tcPr>
+            <w:tcW w:type="dxa" w:w="2160"/>
+          </w:tcPr>
+          <w:p>
+            <w:r>
+              <w:t>363亿</w:t>
+            </w:r>
+          </w:p>
+        </w:tc>
+        <w:tc>
+          <w:tcPr>
+            <w:tcW w:type="dxa" w:w="2160"/>
+          </w:tcPr>
+          <w:p>
+            <w:r>
+              <w:t>8%</w:t>
+            </w:r>
+          </w:p>
+        </w:tc>
+      </w:tr>
+      <w:tr>
+        <w:tc>
+          <w:tcPr>
+            <w:tcW w:type="dxa" w:w="2160"/>
+          </w:tcPr>
+          <w:p>
+            <w:r>
+              <w:t>鑫博腾飞信息有限公司</w:t>
+            </w:r>
+          </w:p>
+        </w:tc>
+        <w:tc>
+          <w:tcPr>
+            <w:tcW w:type="dxa" w:w="2160"/>
+          </w:tcPr>
+          <w:p>
+            <w:r>
+              <w:t>消费科技</w:t>
+            </w:r>
+          </w:p>
+        </w:tc>
+        <w:tc>
+          <w:tcPr>
+            <w:tcW w:type="dxa" w:w="2160"/>
+          </w:tcPr>
+          <w:p>
+            <w:r>
+              <w:t>409亿</w:t>
+            </w:r>
+          </w:p>
+        </w:tc>
+        <w:tc>
+          <w:tcPr>
+            <w:tcW w:type="dxa" w:w="2160"/>
+          </w:tcPr>
+          <w:p>
+            <w:r>
+              <w:t>21%</w:t>
+            </w:r>
+          </w:p>
+        </w:tc>
+      </w:tr>
+      <w:tr>
+        <w:tc>
+          <w:tcPr>
+            <w:tcW w:type="dxa" w:w="2160"/>
+          </w:tcPr>
+          <w:p>
+            <w:r>
+              <w:t>富罳网络有限公司</w:t>
+            </w:r>
+          </w:p>
+        </w:tc>
+        <w:tc>
+          <w:tcPr>
+            <w:tcW w:type="dxa" w:w="2160"/>
+          </w:tcPr>
+          <w:p>
+            <w:r>
+              <w:t>新能源</w:t>
+            </w:r>
+          </w:p>
+        </w:tc>
+        <w:tc>
+          <w:tcPr>
+            <w:tcW w:type="dxa" w:w="2160"/>
+          </w:tcPr>
+          <w:p>
+            <w:r>
+              <w:t>236亿</w:t>
+            </w:r>
+          </w:p>
+        </w:tc>
+        <w:tc>
+          <w:tcPr>
+            <w:tcW w:type="dxa" w:w="2160"/>
+          </w:tcPr>
+          <w:p>
+            <w:r>
+              <w:t>14%</w:t>
             </w:r>
           </w:p>
         </w:tc>
